--- a/docs/juridico/03_pagina_publica.docx
+++ b/docs/juridico/03_pagina_publica.docx
@@ -13,14 +13,7 @@
         <w:rPr>
           <w:rFonts w:ascii="Georgia" w:eastAsia="Times New Roman" w:hAnsi="Georgia"/>
         </w:rPr>
-        <w:t xml:space="preserve">PÁGINA PÚBLICA — conteúdo para </w:t>
-      </w:r>
-      <w:r>
-        <w:rPr>
-          <w:rStyle w:val="cod1"/>
-          <w:rFonts w:eastAsia="Times New Roman"/>
-        </w:rPr>
-        <w:t>sindcompassos.org</w:t>
+        <w:t>Base legal para a solicitação de dados dos trabalhadores</w:t>
       </w:r>
     </w:p>
     <w:p>
@@ -35,208 +28,13 @@
       </w:pPr>
       <w:r>
         <w:rPr>
-          <w:rStyle w:val="Forte"/>
-          <w:rFonts w:ascii="Georgia" w:hAnsi="Georgia"/>
-          <w:sz w:val="22"/>
-          <w:szCs w:val="22"/>
-        </w:rPr>
-        <w:t>MINUTA PARA APROVAÇÃO DO JURÍDICO. NÃO PUBLICAR.</w:t>
-      </w:r>
-      <w:r>
-        <w:rPr>
-          <w:rFonts w:ascii="Georgia" w:hAnsi="Georgia"/>
-          <w:color w:val="262626"/>
-          <w:sz w:val="22"/>
-          <w:szCs w:val="22"/>
-        </w:rPr>
-        <w:t xml:space="preserve"> Estrutura conforme §5 do esboço original (</w:t>
-      </w:r>
-      <w:r>
-        <w:rPr>
-          <w:rStyle w:val="cod1"/>
-          <w:color w:val="262626"/>
-        </w:rPr>
-        <w:t>nota_tecnica_lgpd_rascunho.md</w:t>
-      </w:r>
-      <w:r>
-        <w:rPr>
-          <w:rFonts w:ascii="Georgia" w:hAnsi="Georgia"/>
-          <w:color w:val="262626"/>
-          <w:sz w:val="22"/>
-          <w:szCs w:val="22"/>
-        </w:rPr>
-        <w:t>). Terceiro dos três produtos jurídicos da Subetapa 08.3.</w:t>
-      </w:r>
-    </w:p>
-    <w:p>
-      <w:pPr>
-        <w:pStyle w:val="NormalWeb"/>
-        <w:rPr>
-          <w:rFonts w:ascii="Georgia" w:hAnsi="Georgia"/>
-          <w:color w:val="262626"/>
-          <w:sz w:val="22"/>
-          <w:szCs w:val="22"/>
-        </w:rPr>
-      </w:pPr>
-      <w:r>
-        <w:rPr>
-          <w:rStyle w:val="Forte"/>
-          <w:rFonts w:ascii="Georgia" w:hAnsi="Georgia"/>
-          <w:sz w:val="22"/>
-          <w:szCs w:val="22"/>
-        </w:rPr>
-        <w:t>URL sugerida:</w:t>
-      </w:r>
-      <w:r>
-        <w:rPr>
-          <w:rFonts w:ascii="Georgia" w:hAnsi="Georgia"/>
-          <w:color w:val="262626"/>
-          <w:sz w:val="22"/>
-          <w:szCs w:val="22"/>
-        </w:rPr>
-        <w:t xml:space="preserve"> </w:t>
-      </w:r>
-      <w:r>
-        <w:rPr>
-          <w:rStyle w:val="cod1"/>
-          <w:color w:val="262626"/>
-        </w:rPr>
-        <w:t>sindcompassos.org/base-legal-dados/</w:t>
-      </w:r>
-      <w:r>
-        <w:rPr>
-          <w:rFonts w:ascii="Georgia" w:hAnsi="Georgia"/>
-          <w:color w:val="262626"/>
-          <w:sz w:val="22"/>
-          <w:szCs w:val="22"/>
-        </w:rPr>
-        <w:t xml:space="preserve"> </w:t>
-      </w:r>
-      <w:r>
-        <w:rPr>
-          <w:rStyle w:val="Forte"/>
-          <w:rFonts w:ascii="Georgia" w:hAnsi="Georgia"/>
-          <w:sz w:val="22"/>
-          <w:szCs w:val="22"/>
-        </w:rPr>
-        <w:t>Papel:</w:t>
-      </w:r>
-      <w:r>
-        <w:rPr>
-          <w:rFonts w:ascii="Georgia" w:hAnsi="Georgia"/>
-          <w:color w:val="262626"/>
-          <w:sz w:val="22"/>
-          <w:szCs w:val="22"/>
-        </w:rPr>
-        <w:t xml:space="preserve"> é </w:t>
-      </w:r>
-      <w:r>
-        <w:rPr>
-          <w:rStyle w:val="Forte"/>
-          <w:rFonts w:ascii="Georgia" w:hAnsi="Georgia"/>
-          <w:sz w:val="22"/>
-          <w:szCs w:val="22"/>
-        </w:rPr>
-        <w:t>o link</w:t>
-      </w:r>
-      <w:r>
-        <w:rPr>
-          <w:rFonts w:ascii="Georgia" w:hAnsi="Georgia"/>
-          <w:color w:val="262626"/>
-          <w:sz w:val="22"/>
-          <w:szCs w:val="22"/>
-        </w:rPr>
-        <w:t xml:space="preserve"> citado em todo e-mail do eixo Requisição. Quem clica está verificando se o pedido é legítimo — a página tem que responder isso em segundos, não em laudas.</w:t>
-      </w:r>
-    </w:p>
-    <w:p>
-      <w:pPr>
-        <w:pStyle w:val="NormalWeb"/>
-        <w:rPr>
-          <w:rFonts w:ascii="Georgia" w:hAnsi="Georgia"/>
-          <w:color w:val="262626"/>
-          <w:sz w:val="22"/>
-          <w:szCs w:val="22"/>
-        </w:rPr>
-      </w:pPr>
-      <w:r>
-        <w:rPr>
-          <w:rStyle w:val="Forte"/>
-          <w:rFonts w:ascii="Georgia" w:hAnsi="Georgia"/>
-          <w:sz w:val="22"/>
-          <w:szCs w:val="22"/>
-        </w:rPr>
-        <w:t>Requisito técnico registrado:</w:t>
-      </w:r>
-      <w:r>
-        <w:rPr>
-          <w:rFonts w:ascii="Georgia" w:hAnsi="Georgia"/>
-          <w:color w:val="262626"/>
-          <w:sz w:val="22"/>
-          <w:szCs w:val="22"/>
-        </w:rPr>
-        <w:t xml:space="preserve"> hoje </w:t>
-      </w:r>
-      <w:r>
-        <w:rPr>
-          <w:rStyle w:val="cod1"/>
-          <w:color w:val="262626"/>
-        </w:rPr>
-        <w:t>http://sindcompassos.org</w:t>
-      </w:r>
-      <w:r>
-        <w:rPr>
-          <w:rFonts w:ascii="Georgia" w:hAnsi="Georgia"/>
-          <w:color w:val="262626"/>
-          <w:sz w:val="22"/>
-          <w:szCs w:val="22"/>
-        </w:rPr>
-        <w:t xml:space="preserve"> </w:t>
-      </w:r>
-      <w:r>
-        <w:rPr>
-          <w:rFonts w:ascii="Georgia" w:hAnsi="Georgia"/>
-          <w:color w:val="262626"/>
-          <w:sz w:val="22"/>
-          <w:szCs w:val="22"/>
-        </w:rPr>
-        <w:t xml:space="preserve">responde 200 </w:t>
-      </w:r>
-      <w:r>
-        <w:rPr>
-          <w:rStyle w:val="Forte"/>
-          <w:rFonts w:ascii="Georgia" w:hAnsi="Georgia"/>
-          <w:sz w:val="22"/>
-          <w:szCs w:val="22"/>
-        </w:rPr>
-        <w:t>sem redirecionar para HTTPS</w:t>
-      </w:r>
-      <w:r>
-        <w:rPr>
-          <w:rFonts w:ascii="Georgia" w:hAnsi="Georgia"/>
-          <w:color w:val="262626"/>
-          <w:sz w:val="22"/>
-          <w:szCs w:val="22"/>
-        </w:rPr>
-        <w:t xml:space="preserve">, e não há HSTS (medido na Subetapa 08.0). Uma página que trata de base legal para tratamento de dados pessoais </w:t>
-      </w:r>
-      <w:r>
-        <w:rPr>
-          <w:rStyle w:val="Forte"/>
-          <w:rFonts w:ascii="Georgia" w:hAnsi="Georgia"/>
-          <w:sz w:val="22"/>
-          <w:szCs w:val="22"/>
-        </w:rPr>
-        <w:t>não deveria ser acessível em texto claro</w:t>
-      </w:r>
-      <w:r>
-        <w:rPr>
-          <w:rFonts w:ascii="Georgia" w:hAnsi="Georgia"/>
-          <w:color w:val="262626"/>
-          <w:sz w:val="22"/>
-          <w:szCs w:val="22"/>
-        </w:rPr>
-        <w:t>. Corrigir antes de publicá-la.</w:t>
+          <w:rStyle w:val="nfase"/>
+          <w:rFonts w:ascii="Georgia" w:hAnsi="Georgia"/>
+          <w:color w:val="262626"/>
+          <w:sz w:val="22"/>
+          <w:szCs w:val="22"/>
+        </w:rPr>
+        <w:t>Por que o SINDCOM solicita os dados dos trabalhadores do comércio, por que sua empresa pode enviá-los, e o que fazemos para proteger essas informações.</w:t>
       </w:r>
     </w:p>
     <w:p>
@@ -256,7 +54,7 @@
           <w:sz w:val="22"/>
           <w:szCs w:val="22"/>
         </w:rPr>
-        <w:pict w14:anchorId="4B52D226">
+        <w:pict w14:anchorId="2300E304">
           <v:rect id="_x0000_i1025" style="width:0;height:1.5pt" o:hralign="center" o:hrstd="t" o:hr="t" fillcolor="#a0a0a0" stroked="f"/>
         </w:pict>
       </w:r>
@@ -272,92 +70,7 @@
         <w:rPr>
           <w:rFonts w:ascii="Georgia" w:eastAsia="Times New Roman" w:hAnsi="Georgia"/>
         </w:rPr>
-        <w:t>Conteúdo</w:t>
-      </w:r>
-    </w:p>
-    <w:p>
-      <w:pPr>
-        <w:pStyle w:val="Ttulo3"/>
-        <w:rPr>
-          <w:rFonts w:ascii="Georgia" w:eastAsia="Times New Roman" w:hAnsi="Georgia"/>
-        </w:rPr>
-      </w:pPr>
-      <w:r>
-        <w:rPr>
-          <w:rFonts w:ascii="Georgia" w:eastAsia="Times New Roman" w:hAnsi="Georgia"/>
-        </w:rPr>
-        <w:t>1. Título e chamada</w:t>
-      </w:r>
-    </w:p>
-    <w:p>
-      <w:pPr>
-        <w:pStyle w:val="Ttulo1"/>
-        <w:rPr>
-          <w:rFonts w:ascii="Georgia" w:eastAsia="Times New Roman" w:hAnsi="Georgia"/>
-        </w:rPr>
-      </w:pPr>
-      <w:r>
-        <w:rPr>
-          <w:rFonts w:ascii="Georgia" w:eastAsia="Times New Roman" w:hAnsi="Georgia"/>
-        </w:rPr>
-        <w:t>Base legal para a solicitação de dados dos trabalhadores</w:t>
-      </w:r>
-    </w:p>
-    <w:p>
-      <w:pPr>
-        <w:pStyle w:val="NormalWeb"/>
-        <w:rPr>
-          <w:rFonts w:ascii="Georgia" w:hAnsi="Georgia"/>
-          <w:color w:val="262626"/>
-          <w:sz w:val="22"/>
-          <w:szCs w:val="22"/>
-        </w:rPr>
-      </w:pPr>
-      <w:r>
-        <w:rPr>
-          <w:rStyle w:val="nfase"/>
-          <w:rFonts w:ascii="Georgia" w:hAnsi="Georgia"/>
-          <w:color w:val="262626"/>
-          <w:sz w:val="22"/>
-          <w:szCs w:val="22"/>
-        </w:rPr>
-        <w:t>Por que o SINDCOM pede os dados dos trabalhadores do comércio, por que sua empresa pode enviá-los, e o que fazemos para proteger essas informações.</w:t>
-      </w:r>
-    </w:p>
-    <w:p>
-      <w:pPr>
-        <w:spacing w:before="320" w:after="320"/>
-        <w:rPr>
-          <w:rFonts w:ascii="Georgia" w:eastAsia="Times New Roman" w:hAnsi="Georgia"/>
-          <w:color w:val="262626"/>
-          <w:sz w:val="22"/>
-          <w:szCs w:val="22"/>
-        </w:rPr>
-      </w:pPr>
-      <w:r>
-        <w:rPr>
-          <w:rFonts w:ascii="Georgia" w:eastAsia="Times New Roman" w:hAnsi="Georgia"/>
-          <w:color w:val="262626"/>
-          <w:sz w:val="22"/>
-          <w:szCs w:val="22"/>
-        </w:rPr>
-        <w:pict w14:anchorId="4354EB26">
-          <v:rect id="_x0000_i1026" style="width:0;height:1.5pt" o:hralign="center" o:hrstd="t" o:hr="t" fillcolor="#a0a0a0" stroked="f"/>
-        </w:pict>
-      </w:r>
-    </w:p>
-    <w:p>
-      <w:pPr>
-        <w:pStyle w:val="Ttulo3"/>
-        <w:rPr>
-          <w:rFonts w:ascii="Georgia" w:eastAsia="Times New Roman" w:hAnsi="Georgia"/>
-        </w:rPr>
-      </w:pPr>
-      <w:r>
-        <w:rPr>
-          <w:rFonts w:ascii="Georgia" w:eastAsia="Times New Roman" w:hAnsi="Georgia"/>
-        </w:rPr>
-        <w:t>2. Quem somos e o que pedimos</w:t>
+        <w:t>Quem somos e o que solicitamos</w:t>
       </w:r>
     </w:p>
     <w:p>
@@ -597,7 +310,59 @@
           <w:sz w:val="22"/>
           <w:szCs w:val="22"/>
         </w:rPr>
-        <w:t>Não pedimos</w:t>
+        <w:t>Não solicitamos</w:t>
+      </w:r>
+      <w:r>
+        <w:rPr>
+          <w:rFonts w:ascii="Georgia" w:hAnsi="Georgia"/>
+          <w:color w:val="262626"/>
+          <w:sz w:val="22"/>
+          <w:szCs w:val="22"/>
+        </w:rPr>
+        <w:t xml:space="preserve"> data de nascimento, endereço residencial, e-mail pessoal, estado civil, dados de dependentes nem a data de entrega da carta de oposição. A lista é curta de propósito: coletamos o mínimo necessário.</w:t>
+      </w:r>
+    </w:p>
+    <w:p>
+      <w:pPr>
+        <w:pStyle w:val="Ttulo2"/>
+        <w:rPr>
+          <w:rFonts w:ascii="Georgia" w:eastAsia="Times New Roman" w:hAnsi="Georgia"/>
+        </w:rPr>
+      </w:pPr>
+      <w:r>
+        <w:rPr>
+          <w:rFonts w:ascii="Georgia" w:eastAsia="Times New Roman" w:hAnsi="Georgia"/>
+        </w:rPr>
+        <w:t>Por que podemos solicitar</w:t>
+      </w:r>
+    </w:p>
+    <w:p>
+      <w:pPr>
+        <w:pStyle w:val="NormalWeb"/>
+        <w:rPr>
+          <w:rFonts w:ascii="Georgia" w:hAnsi="Georgia"/>
+          <w:color w:val="262626"/>
+          <w:sz w:val="22"/>
+          <w:szCs w:val="22"/>
+        </w:rPr>
+      </w:pPr>
+      <w:r>
+        <w:rPr>
+          <w:rFonts w:ascii="Georgia" w:hAnsi="Georgia"/>
+          <w:color w:val="262626"/>
+          <w:sz w:val="22"/>
+          <w:szCs w:val="22"/>
+        </w:rPr>
+        <w:t xml:space="preserve">A Constituição Federal atribui ao sindicato </w:t>
+      </w:r>
+      <w:r>
+        <w:rPr>
+          <w:rStyle w:val="Forte"/>
+          <w:rFonts w:ascii="Georgia" w:hAnsi="Georgia"/>
+          <w:sz w:val="22"/>
+          <w:szCs w:val="22"/>
+        </w:rPr>
+        <w:t>a defesa dos direitos e interesses coletivos ou individuais da categoria</w:t>
       </w:r>
       <w:r>
         <w:rPr>
@@ -615,29 +380,227 @@
           <w:sz w:val="22"/>
           <w:szCs w:val="22"/>
         </w:rPr>
-        <w:t>data de nascimento, endereço residencial, e-mail pessoal, estado civil, dados de dependentes nem a data de entrega da carta de oposição. A lista é curta de propósito: coletamos o mínimo necessário.</w:t>
-      </w:r>
-    </w:p>
-    <w:p>
-      <w:pPr>
-        <w:spacing w:before="320" w:after="320"/>
-        <w:rPr>
-          <w:rFonts w:ascii="Georgia" w:eastAsia="Times New Roman" w:hAnsi="Georgia"/>
-          <w:color w:val="262626"/>
-          <w:sz w:val="22"/>
-          <w:szCs w:val="22"/>
-        </w:rPr>
-      </w:pPr>
-      <w:r>
-        <w:rPr>
-          <w:rFonts w:ascii="Georgia" w:eastAsia="Times New Roman" w:hAnsi="Georgia"/>
-          <w:color w:val="262626"/>
-          <w:sz w:val="22"/>
-          <w:szCs w:val="22"/>
-        </w:rPr>
-        <w:pict w14:anchorId="2BCDE780">
-          <v:rect id="_x0000_i1027" style="width:0;height:1.5pt" o:hralign="center" o:hrstd="t" o:hr="t" fillcolor="#a0a0a0" stroked="f"/>
-        </w:pict>
+        <w:t xml:space="preserve">(art. 8º, III). Essa representação alcança </w:t>
+      </w:r>
+      <w:r>
+        <w:rPr>
+          <w:rStyle w:val="Forte"/>
+          <w:rFonts w:ascii="Georgia" w:hAnsi="Georgia"/>
+          <w:sz w:val="22"/>
+          <w:szCs w:val="22"/>
+        </w:rPr>
+        <w:t>toda a categoria</w:t>
+      </w:r>
+      <w:r>
+        <w:rPr>
+          <w:rFonts w:ascii="Georgia" w:hAnsi="Georgia"/>
+          <w:color w:val="262626"/>
+          <w:sz w:val="22"/>
+          <w:szCs w:val="22"/>
+        </w:rPr>
+        <w:t xml:space="preserve"> — não apenas quem é filiado.</w:t>
+      </w:r>
+    </w:p>
+    <w:p>
+      <w:pPr>
+        <w:pStyle w:val="NormalWeb"/>
+        <w:rPr>
+          <w:rFonts w:ascii="Georgia" w:hAnsi="Georgia"/>
+          <w:color w:val="262626"/>
+          <w:sz w:val="22"/>
+          <w:szCs w:val="22"/>
+        </w:rPr>
+      </w:pPr>
+      <w:r>
+        <w:rPr>
+          <w:rFonts w:ascii="Georgia" w:hAnsi="Georgia"/>
+          <w:color w:val="262626"/>
+          <w:sz w:val="22"/>
+          <w:szCs w:val="22"/>
+        </w:rPr>
+        <w:t xml:space="preserve">A CLT confere ao sindicato as prerrogativas de </w:t>
+      </w:r>
+      <w:r>
+        <w:rPr>
+          <w:rStyle w:val="Forte"/>
+          <w:rFonts w:ascii="Georgia" w:hAnsi="Georgia"/>
+          <w:sz w:val="22"/>
+          <w:szCs w:val="22"/>
+        </w:rPr>
+        <w:t>representar</w:t>
+      </w:r>
+      <w:r>
+        <w:rPr>
+          <w:rFonts w:ascii="Georgia" w:hAnsi="Georgia"/>
+          <w:color w:val="262626"/>
+          <w:sz w:val="22"/>
+          <w:szCs w:val="22"/>
+        </w:rPr>
+        <w:t xml:space="preserve"> os interesses da categoria (art. 513, "a") e de </w:t>
+      </w:r>
+      <w:r>
+        <w:rPr>
+          <w:rStyle w:val="Forte"/>
+          <w:rFonts w:ascii="Georgia" w:hAnsi="Georgia"/>
+          <w:sz w:val="22"/>
+          <w:szCs w:val="22"/>
+        </w:rPr>
+        <w:t>impor contribuições</w:t>
+      </w:r>
+      <w:r>
+        <w:rPr>
+          <w:rFonts w:ascii="Georgia" w:hAnsi="Georgia"/>
+          <w:color w:val="262626"/>
+          <w:sz w:val="22"/>
+          <w:szCs w:val="22"/>
+        </w:rPr>
+        <w:t xml:space="preserve"> a todos os que dela participam (art. 513, "e").</w:t>
+      </w:r>
+    </w:p>
+    <w:p>
+      <w:pPr>
+        <w:pStyle w:val="NormalWeb"/>
+        <w:rPr>
+          <w:rFonts w:ascii="Georgia" w:hAnsi="Georgia"/>
+          <w:color w:val="262626"/>
+          <w:sz w:val="22"/>
+          <w:szCs w:val="22"/>
+        </w:rPr>
+      </w:pPr>
+      <w:r>
+        <w:rPr>
+          <w:rFonts w:ascii="Georgia" w:hAnsi="Georgia"/>
+          <w:color w:val="262626"/>
+          <w:sz w:val="22"/>
+          <w:szCs w:val="22"/>
+        </w:rPr>
+        <w:t>Um sindicato que não sabe quem compõe a categoria não consegue negociar pisos com base na realidade salarial, identificar descumprimento de cláusula convencional, nem prestar serviço a quem tem direito a ele.</w:t>
+      </w:r>
+    </w:p>
+    <w:p>
+      <w:pPr>
+        <w:pStyle w:val="Ttulo2"/>
+        <w:rPr>
+          <w:rFonts w:ascii="Georgia" w:eastAsia="Times New Roman" w:hAnsi="Georgia"/>
+        </w:rPr>
+      </w:pPr>
+      <w:r>
+        <w:rPr>
+          <w:rFonts w:ascii="Georgia" w:eastAsia="Times New Roman" w:hAnsi="Georgia"/>
+        </w:rPr>
+        <w:t>O dado sensível: filiação sindical</w:t>
+      </w:r>
+    </w:p>
+    <w:p>
+      <w:pPr>
+        <w:pStyle w:val="NormalWeb"/>
+        <w:rPr>
+          <w:rFonts w:ascii="Georgia" w:hAnsi="Georgia"/>
+          <w:color w:val="262626"/>
+          <w:sz w:val="22"/>
+          <w:szCs w:val="22"/>
+        </w:rPr>
+      </w:pPr>
+      <w:r>
+        <w:rPr>
+          <w:rFonts w:ascii="Georgia" w:hAnsi="Georgia"/>
+          <w:color w:val="262626"/>
+          <w:sz w:val="22"/>
+          <w:szCs w:val="22"/>
+        </w:rPr>
+        <w:t xml:space="preserve">A informação sobre ser sindicalizado ou ter se oposto à contribuição é </w:t>
+      </w:r>
+      <w:r>
+        <w:rPr>
+          <w:rStyle w:val="Forte"/>
+          <w:rFonts w:ascii="Georgia" w:hAnsi="Georgia"/>
+          <w:sz w:val="22"/>
+          <w:szCs w:val="22"/>
+        </w:rPr>
+        <w:t>dado pessoal sensível</w:t>
+      </w:r>
+      <w:r>
+        <w:rPr>
+          <w:rFonts w:ascii="Georgia" w:hAnsi="Georgia"/>
+          <w:color w:val="262626"/>
+          <w:sz w:val="22"/>
+          <w:szCs w:val="22"/>
+        </w:rPr>
+        <w:t xml:space="preserve"> (Lei Geral de Proteção de Dados, art. 5º, II). Dados sensíveis têm regime mais estrito, e é correto que tenham.</w:t>
+      </w:r>
+    </w:p>
+    <w:p>
+      <w:pPr>
+        <w:pStyle w:val="NormalWeb"/>
+        <w:rPr>
+          <w:rFonts w:ascii="Georgia" w:hAnsi="Georgia"/>
+          <w:color w:val="262626"/>
+          <w:sz w:val="22"/>
+          <w:szCs w:val="22"/>
+        </w:rPr>
+      </w:pPr>
+      <w:r>
+        <w:rPr>
+          <w:rFonts w:ascii="Georgia" w:hAnsi="Georgia"/>
+          <w:color w:val="262626"/>
+          <w:sz w:val="22"/>
+          <w:szCs w:val="22"/>
+        </w:rPr>
+        <w:t xml:space="preserve">Tratamos essa informação com base no </w:t>
+      </w:r>
+      <w:r>
+        <w:rPr>
+          <w:rStyle w:val="Forte"/>
+          <w:rFonts w:ascii="Georgia" w:hAnsi="Georgia"/>
+          <w:sz w:val="22"/>
+          <w:szCs w:val="22"/>
+        </w:rPr>
+        <w:t>art. 11, II, "d"</w:t>
+      </w:r>
+      <w:r>
+        <w:rPr>
+          <w:rFonts w:ascii="Georgia" w:hAnsi="Georgia"/>
+          <w:color w:val="262626"/>
+          <w:sz w:val="22"/>
+          <w:szCs w:val="22"/>
+        </w:rPr>
+        <w:t xml:space="preserve"> da LGPD — exercício regular de direitos. </w:t>
+      </w:r>
+      <w:r>
+        <w:rPr>
+          <w:rStyle w:val="Forte"/>
+          <w:rFonts w:ascii="Georgia" w:hAnsi="Georgia"/>
+          <w:sz w:val="22"/>
+          <w:szCs w:val="22"/>
+        </w:rPr>
+        <w:t>Não solicitamos consentimento do trabalhador por meio do empregador</w:t>
+      </w:r>
+      <w:r>
+        <w:rPr>
+          <w:rFonts w:ascii="Georgia" w:hAnsi="Georgia"/>
+          <w:color w:val="262626"/>
+          <w:sz w:val="22"/>
+          <w:szCs w:val="22"/>
+        </w:rPr>
+        <w:t xml:space="preserve">, e isso é uma decisão deliberada: consentimento sobre filiação sindical colhido por quem paga o salário é frágil e pode expor o trabalhador. Afastar essa via </w:t>
+      </w:r>
+      <w:r>
+        <w:rPr>
+          <w:rStyle w:val="Forte"/>
+          <w:rFonts w:ascii="Georgia" w:hAnsi="Georgia"/>
+          <w:sz w:val="22"/>
+          <w:szCs w:val="22"/>
+        </w:rPr>
+        <w:t>protege quem trabalha</w:t>
+      </w:r>
+      <w:r>
+        <w:rPr>
+          <w:rFonts w:ascii="Georgia" w:hAnsi="Georgia"/>
+          <w:color w:val="262626"/>
+          <w:sz w:val="22"/>
+          <w:szCs w:val="22"/>
+        </w:rPr>
+        <w:t>.</w:t>
       </w:r>
     </w:p>
     <w:p>
@@ -652,7 +615,7 @@
           <w:rFonts w:ascii="Georgia" w:eastAsia="Times New Roman" w:hAnsi="Georgia"/>
         </w:rPr>
         <w:lastRenderedPageBreak/>
-        <w:t>3. Por que podemos pedir</w:t>
+        <w:t>Por que precisamos saber quem se opôs</w:t>
       </w:r>
     </w:p>
     <w:p>
@@ -667,48 +630,12 @@
       </w:pPr>
       <w:r>
         <w:rPr>
-          <w:rFonts w:ascii="Georgia" w:hAnsi="Georgia"/>
-          <w:color w:val="262626"/>
-          <w:sz w:val="22"/>
-          <w:szCs w:val="22"/>
-        </w:rPr>
-        <w:t xml:space="preserve">A Constituição Federal atribui ao sindicato </w:t>
-      </w:r>
-      <w:r>
-        <w:rPr>
-          <w:rStyle w:val="Forte"/>
-          <w:rFonts w:ascii="Georgia" w:hAnsi="Georgia"/>
-          <w:sz w:val="22"/>
-          <w:szCs w:val="22"/>
-        </w:rPr>
-        <w:t>a defesa dos direitos e interesses coletivos ou individuais da categoria</w:t>
-      </w:r>
-      <w:r>
-        <w:rPr>
-          <w:rFonts w:ascii="Georgia" w:hAnsi="Georgia"/>
-          <w:color w:val="262626"/>
-          <w:sz w:val="22"/>
-          <w:szCs w:val="22"/>
-        </w:rPr>
-        <w:t xml:space="preserve"> (art. 8º, III). Essa representação alcança </w:t>
-      </w:r>
-      <w:r>
-        <w:rPr>
-          <w:rStyle w:val="Forte"/>
-          <w:rFonts w:ascii="Georgia" w:hAnsi="Georgia"/>
-          <w:sz w:val="22"/>
-          <w:szCs w:val="22"/>
-        </w:rPr>
-        <w:t>toda a categoria</w:t>
-      </w:r>
-      <w:r>
-        <w:rPr>
-          <w:rFonts w:ascii="Georgia" w:hAnsi="Georgia"/>
-          <w:color w:val="262626"/>
-          <w:sz w:val="22"/>
-          <w:szCs w:val="22"/>
-        </w:rPr>
-        <w:t xml:space="preserve"> — não apenas quem é filiado.</w:t>
+          <w:rStyle w:val="Forte"/>
+          <w:rFonts w:ascii="Georgia" w:hAnsi="Georgia"/>
+          <w:sz w:val="22"/>
+          <w:szCs w:val="22"/>
+        </w:rPr>
+        <w:t>Para deixar de cobrar dessa pessoa.</w:t>
       </w:r>
     </w:p>
     <w:p>
@@ -728,52 +655,43 @@
           <w:sz w:val="22"/>
           <w:szCs w:val="22"/>
         </w:rPr>
-        <w:t xml:space="preserve">A CLT confere ao sindicato as prerrogativas de </w:t>
-      </w:r>
-      <w:r>
-        <w:rPr>
-          <w:rStyle w:val="Forte"/>
-          <w:rFonts w:ascii="Georgia" w:hAnsi="Georgia"/>
-          <w:sz w:val="22"/>
-          <w:szCs w:val="22"/>
-        </w:rPr>
-        <w:t>representar</w:t>
-      </w:r>
-      <w:r>
-        <w:rPr>
-          <w:rFonts w:ascii="Georgia" w:hAnsi="Georgia"/>
-          <w:color w:val="262626"/>
-          <w:sz w:val="22"/>
-          <w:szCs w:val="22"/>
-        </w:rPr>
-        <w:t xml:space="preserve"> </w:t>
-      </w:r>
-      <w:r>
-        <w:rPr>
-          <w:rFonts w:ascii="Georgia" w:hAnsi="Georgia"/>
-          <w:color w:val="262626"/>
-          <w:sz w:val="22"/>
-          <w:szCs w:val="22"/>
-        </w:rPr>
-        <w:t xml:space="preserve">os interesses da categoria (art. 513, "a") e de </w:t>
-      </w:r>
-      <w:r>
-        <w:rPr>
-          <w:rStyle w:val="Forte"/>
-          <w:rFonts w:ascii="Georgia" w:hAnsi="Georgia"/>
-          <w:sz w:val="22"/>
-          <w:szCs w:val="22"/>
-        </w:rPr>
-        <w:t>impor contribuições</w:t>
-      </w:r>
-      <w:r>
-        <w:rPr>
-          <w:rFonts w:ascii="Georgia" w:hAnsi="Georgia"/>
-          <w:color w:val="262626"/>
-          <w:sz w:val="22"/>
-          <w:szCs w:val="22"/>
-        </w:rPr>
-        <w:t xml:space="preserve"> a todos os que dela participam (art. 513, "e").</w:t>
+        <w:t xml:space="preserve">O Supremo Tribunal Federal decidiu que a contribuição pode alcançar toda a categoria </w:t>
+      </w:r>
+      <w:r>
+        <w:rPr>
+          <w:rStyle w:val="Forte"/>
+          <w:rFonts w:ascii="Georgia" w:hAnsi="Georgia"/>
+          <w:sz w:val="22"/>
+          <w:szCs w:val="22"/>
+        </w:rPr>
+        <w:t>desde que assegurado o direito de oposição</w:t>
+      </w:r>
+      <w:r>
+        <w:rPr>
+          <w:rFonts w:ascii="Georgia" w:hAnsi="Georgia"/>
+          <w:color w:val="262626"/>
+          <w:sz w:val="22"/>
+          <w:szCs w:val="22"/>
+        </w:rPr>
+        <w:t xml:space="preserve">. E a Convenção Coletiva permite que o trabalhador manifeste essa oposição </w:t>
+      </w:r>
+      <w:r>
+        <w:rPr>
+          <w:rStyle w:val="Forte"/>
+          <w:rFonts w:ascii="Georgia" w:hAnsi="Georgia"/>
+          <w:sz w:val="22"/>
+          <w:szCs w:val="22"/>
+        </w:rPr>
+        <w:t>por escrito, perante a própria empresa</w:t>
+      </w:r>
+      <w:r>
+        <w:rPr>
+          <w:rFonts w:ascii="Georgia" w:hAnsi="Georgia"/>
+          <w:color w:val="262626"/>
+          <w:sz w:val="22"/>
+          <w:szCs w:val="22"/>
+        </w:rPr>
+        <w:t>.</w:t>
       </w:r>
     </w:p>
     <w:p>
@@ -793,273 +711,6 @@
           <w:sz w:val="22"/>
           <w:szCs w:val="22"/>
         </w:rPr>
-        <w:t>Um sindicato que não sabe quem compõe a categoria não consegue negociar pisos com base na realidade salarial, identificar descumprimento de cláusula convencional, nem prestar serviço a quem tem direito a ele.</w:t>
-      </w:r>
-    </w:p>
-    <w:p>
-      <w:pPr>
-        <w:spacing w:before="320" w:after="320"/>
-        <w:rPr>
-          <w:rFonts w:ascii="Georgia" w:eastAsia="Times New Roman" w:hAnsi="Georgia"/>
-          <w:color w:val="262626"/>
-          <w:sz w:val="22"/>
-          <w:szCs w:val="22"/>
-        </w:rPr>
-      </w:pPr>
-      <w:r>
-        <w:rPr>
-          <w:rFonts w:ascii="Georgia" w:eastAsia="Times New Roman" w:hAnsi="Georgia"/>
-          <w:color w:val="262626"/>
-          <w:sz w:val="22"/>
-          <w:szCs w:val="22"/>
-        </w:rPr>
-        <w:pict w14:anchorId="1536D30C">
-          <v:rect id="_x0000_i1028" style="width:0;height:1.5pt" o:hralign="center" o:hrstd="t" o:hr="t" fillcolor="#a0a0a0" stroked="f"/>
-        </w:pict>
-      </w:r>
-    </w:p>
-    <w:p>
-      <w:pPr>
-        <w:pStyle w:val="Ttulo3"/>
-        <w:rPr>
-          <w:rFonts w:ascii="Georgia" w:eastAsia="Times New Roman" w:hAnsi="Georgia"/>
-        </w:rPr>
-      </w:pPr>
-      <w:r>
-        <w:rPr>
-          <w:rFonts w:ascii="Georgia" w:eastAsia="Times New Roman" w:hAnsi="Georgia"/>
-        </w:rPr>
-        <w:t>4. O dado sensível: filiação sindical</w:t>
-      </w:r>
-    </w:p>
-    <w:p>
-      <w:pPr>
-        <w:pStyle w:val="NormalWeb"/>
-        <w:rPr>
-          <w:rFonts w:ascii="Georgia" w:hAnsi="Georgia"/>
-          <w:color w:val="262626"/>
-          <w:sz w:val="22"/>
-          <w:szCs w:val="22"/>
-        </w:rPr>
-      </w:pPr>
-      <w:r>
-        <w:rPr>
-          <w:rFonts w:ascii="Georgia" w:hAnsi="Georgia"/>
-          <w:color w:val="262626"/>
-          <w:sz w:val="22"/>
-          <w:szCs w:val="22"/>
-        </w:rPr>
-        <w:t xml:space="preserve">A informação sobre ser sindicalizado ou ter se oposto à contribuição é </w:t>
-      </w:r>
-      <w:r>
-        <w:rPr>
-          <w:rStyle w:val="Forte"/>
-          <w:rFonts w:ascii="Georgia" w:hAnsi="Georgia"/>
-          <w:sz w:val="22"/>
-          <w:szCs w:val="22"/>
-        </w:rPr>
-        <w:t>dado pessoal sensível</w:t>
-      </w:r>
-      <w:r>
-        <w:rPr>
-          <w:rFonts w:ascii="Georgia" w:hAnsi="Georgia"/>
-          <w:color w:val="262626"/>
-          <w:sz w:val="22"/>
-          <w:szCs w:val="22"/>
-        </w:rPr>
-        <w:t xml:space="preserve"> </w:t>
-      </w:r>
-      <w:r>
-        <w:rPr>
-          <w:rFonts w:ascii="Georgia" w:hAnsi="Georgia"/>
-          <w:color w:val="262626"/>
-          <w:sz w:val="22"/>
-          <w:szCs w:val="22"/>
-        </w:rPr>
-        <w:t>(Lei Geral de Proteção de Dados, art. 5º, II). Dados sensíveis têm regime mais estrito, e é correto que tenham.</w:t>
-      </w:r>
-    </w:p>
-    <w:p>
-      <w:pPr>
-        <w:pStyle w:val="NormalWeb"/>
-        <w:rPr>
-          <w:rFonts w:ascii="Georgia" w:hAnsi="Georgia"/>
-          <w:color w:val="262626"/>
-          <w:sz w:val="22"/>
-          <w:szCs w:val="22"/>
-        </w:rPr>
-      </w:pPr>
-      <w:r>
-        <w:rPr>
-          <w:rFonts w:ascii="Georgia" w:hAnsi="Georgia"/>
-          <w:color w:val="262626"/>
-          <w:sz w:val="22"/>
-          <w:szCs w:val="22"/>
-        </w:rPr>
-        <w:t xml:space="preserve">Tratamos essa informação com base no </w:t>
-      </w:r>
-      <w:r>
-        <w:rPr>
-          <w:rStyle w:val="Forte"/>
-          <w:rFonts w:ascii="Georgia" w:hAnsi="Georgia"/>
-          <w:sz w:val="22"/>
-          <w:szCs w:val="22"/>
-        </w:rPr>
-        <w:t>art. 11, II, "d"</w:t>
-      </w:r>
-      <w:r>
-        <w:rPr>
-          <w:rFonts w:ascii="Georgia" w:hAnsi="Georgia"/>
-          <w:color w:val="262626"/>
-          <w:sz w:val="22"/>
-          <w:szCs w:val="22"/>
-        </w:rPr>
-        <w:t xml:space="preserve"> da LGPD — exercício regular de direitos. </w:t>
-      </w:r>
-      <w:r>
-        <w:rPr>
-          <w:rStyle w:val="Forte"/>
-          <w:rFonts w:ascii="Georgia" w:hAnsi="Georgia"/>
-          <w:sz w:val="22"/>
-          <w:szCs w:val="22"/>
-        </w:rPr>
-        <w:t>Não pedimos consentimento do trabalhador por meio do empregador</w:t>
-      </w:r>
-      <w:r>
-        <w:rPr>
-          <w:rFonts w:ascii="Georgia" w:hAnsi="Georgia"/>
-          <w:color w:val="262626"/>
-          <w:sz w:val="22"/>
-          <w:szCs w:val="22"/>
-        </w:rPr>
-        <w:t xml:space="preserve">, e isso é uma decisão deliberada: consentimento sobre filiação sindical colhido por quem paga o salário é frágil e pode expor o trabalhador. Afastar essa via </w:t>
-      </w:r>
-      <w:r>
-        <w:rPr>
-          <w:rStyle w:val="Forte"/>
-          <w:rFonts w:ascii="Georgia" w:hAnsi="Georgia"/>
-          <w:sz w:val="22"/>
-          <w:szCs w:val="22"/>
-        </w:rPr>
-        <w:t>protege quem trabalha</w:t>
-      </w:r>
-      <w:r>
-        <w:rPr>
-          <w:rFonts w:ascii="Georgia" w:hAnsi="Georgia"/>
-          <w:color w:val="262626"/>
-          <w:sz w:val="22"/>
-          <w:szCs w:val="22"/>
-        </w:rPr>
-        <w:t>.</w:t>
-      </w:r>
-    </w:p>
-    <w:p>
-      <w:pPr>
-        <w:pStyle w:val="Ttulo4"/>
-        <w:rPr>
-          <w:rFonts w:ascii="Georgia" w:eastAsia="Times New Roman" w:hAnsi="Georgia"/>
-        </w:rPr>
-      </w:pPr>
-      <w:r>
-        <w:rPr>
-          <w:rFonts w:ascii="Georgia" w:eastAsia="Times New Roman" w:hAnsi="Georgia"/>
-        </w:rPr>
-        <w:t>Por que precisamos saber quem se opôs</w:t>
-      </w:r>
-    </w:p>
-    <w:p>
-      <w:pPr>
-        <w:pStyle w:val="NormalWeb"/>
-        <w:rPr>
-          <w:rFonts w:ascii="Georgia" w:hAnsi="Georgia"/>
-          <w:color w:val="262626"/>
-          <w:sz w:val="22"/>
-          <w:szCs w:val="22"/>
-        </w:rPr>
-      </w:pPr>
-      <w:r>
-        <w:rPr>
-          <w:rStyle w:val="Forte"/>
-          <w:rFonts w:ascii="Georgia" w:hAnsi="Georgia"/>
-          <w:sz w:val="22"/>
-          <w:szCs w:val="22"/>
-        </w:rPr>
-        <w:t>Para deixar de cobrar dessa pessoa.</w:t>
-      </w:r>
-    </w:p>
-    <w:p>
-      <w:pPr>
-        <w:pStyle w:val="NormalWeb"/>
-        <w:rPr>
-          <w:rFonts w:ascii="Georgia" w:hAnsi="Georgia"/>
-          <w:color w:val="262626"/>
-          <w:sz w:val="22"/>
-          <w:szCs w:val="22"/>
-        </w:rPr>
-      </w:pPr>
-      <w:r>
-        <w:rPr>
-          <w:rFonts w:ascii="Georgia" w:hAnsi="Georgia"/>
-          <w:color w:val="262626"/>
-          <w:sz w:val="22"/>
-          <w:szCs w:val="22"/>
-        </w:rPr>
-        <w:t xml:space="preserve">O Supremo Tribunal Federal decidiu que a contribuição pode alcançar toda a categoria </w:t>
-      </w:r>
-      <w:r>
-        <w:rPr>
-          <w:rStyle w:val="Forte"/>
-          <w:rFonts w:ascii="Georgia" w:hAnsi="Georgia"/>
-          <w:sz w:val="22"/>
-          <w:szCs w:val="22"/>
-        </w:rPr>
-        <w:t>desde que assegurado o direito de oposição</w:t>
-      </w:r>
-      <w:r>
-        <w:rPr>
-          <w:rFonts w:ascii="Georgia" w:hAnsi="Georgia"/>
-          <w:color w:val="262626"/>
-          <w:sz w:val="22"/>
-          <w:szCs w:val="22"/>
-        </w:rPr>
-        <w:t xml:space="preserve">. E a Convenção Coletiva permite que o trabalhador manifeste essa oposição </w:t>
-      </w:r>
-      <w:r>
-        <w:rPr>
-          <w:rStyle w:val="Forte"/>
-          <w:rFonts w:ascii="Georgia" w:hAnsi="Georgia"/>
-          <w:sz w:val="22"/>
-          <w:szCs w:val="22"/>
-        </w:rPr>
-        <w:t>por escrito, perante a própria empresa</w:t>
-      </w:r>
-      <w:r>
-        <w:rPr>
-          <w:rFonts w:ascii="Georgia" w:hAnsi="Georgia"/>
-          <w:color w:val="262626"/>
-          <w:sz w:val="22"/>
-          <w:szCs w:val="22"/>
-        </w:rPr>
-        <w:t>.</w:t>
-      </w:r>
-    </w:p>
-    <w:p>
-      <w:pPr>
-        <w:pStyle w:val="NormalWeb"/>
-        <w:rPr>
-          <w:rFonts w:ascii="Georgia" w:hAnsi="Georgia"/>
-          <w:color w:val="262626"/>
-          <w:sz w:val="22"/>
-          <w:szCs w:val="22"/>
-        </w:rPr>
-      </w:pPr>
-      <w:r>
-        <w:rPr>
-          <w:rFonts w:ascii="Georgia" w:hAnsi="Georgia"/>
-          <w:color w:val="262626"/>
-          <w:sz w:val="22"/>
-          <w:szCs w:val="22"/>
-        </w:rPr>
         <w:t xml:space="preserve">Quando isso acontece, </w:t>
       </w:r>
       <w:r>
@@ -1069,16 +720,16 @@
           <w:sz w:val="22"/>
           <w:szCs w:val="22"/>
         </w:rPr>
-        <w:t>só a empresa sabe</w:t>
-      </w:r>
-      <w:r>
-        <w:rPr>
-          <w:rFonts w:ascii="Georgia" w:hAnsi="Georgia"/>
-          <w:color w:val="262626"/>
-          <w:sz w:val="22"/>
-          <w:szCs w:val="22"/>
-        </w:rPr>
-        <w:t>. Se ela não nos informa, nós cobramos de quem se opôs — e a mesma cláusula nos obriga a devolver o valor.</w:t>
+        <w:t>somente a empresa sabe</w:t>
+      </w:r>
+      <w:r>
+        <w:rPr>
+          <w:rFonts w:ascii="Georgia" w:hAnsi="Georgia"/>
+          <w:color w:val="262626"/>
+          <w:sz w:val="22"/>
+          <w:szCs w:val="22"/>
+        </w:rPr>
+        <w:t>. Se ela não nos informa, cobramos de quem se opôs — e a mesma cláusula nos obriga a devolver o valor.</w:t>
       </w:r>
     </w:p>
     <w:p>
@@ -1086,7 +737,7 @@
         <w:shd w:val="clear" w:color="auto" w:fill="F7F6F1"/>
         <w:spacing w:after="100"/>
         <w:jc w:val="both"/>
-        <w:divId w:val="1340812158"/>
+        <w:divId w:val="509412836"/>
         <w:rPr>
           <w:rFonts w:ascii="Georgia" w:hAnsi="Georgia"/>
           <w:i/>
@@ -1132,38 +783,16 @@
     </w:p>
     <w:p>
       <w:pPr>
-        <w:spacing w:before="320" w:after="320"/>
-        <w:rPr>
-          <w:rFonts w:ascii="Georgia" w:eastAsia="Times New Roman" w:hAnsi="Georgia"/>
-          <w:color w:val="262626"/>
-          <w:sz w:val="22"/>
-          <w:szCs w:val="22"/>
-        </w:rPr>
-      </w:pPr>
-      <w:r>
-        <w:rPr>
-          <w:rFonts w:ascii="Georgia" w:eastAsia="Times New Roman" w:hAnsi="Georgia"/>
-          <w:color w:val="262626"/>
-          <w:sz w:val="22"/>
-          <w:szCs w:val="22"/>
-        </w:rPr>
-        <w:pict w14:anchorId="734B3A04">
-          <v:rect id="_x0000_i1029" style="width:0;height:1.5pt" o:hralign="center" o:hrstd="t" o:hr="t" fillcolor="#a0a0a0" stroked="f"/>
-        </w:pict>
-      </w:r>
-    </w:p>
-    <w:p>
-      <w:pPr>
-        <w:pStyle w:val="Ttulo3"/>
-        <w:rPr>
-          <w:rFonts w:ascii="Georgia" w:eastAsia="Times New Roman" w:hAnsi="Georgia"/>
-        </w:rPr>
-      </w:pPr>
-      <w:r>
-        <w:rPr>
-          <w:rFonts w:ascii="Georgia" w:eastAsia="Times New Roman" w:hAnsi="Georgia"/>
-        </w:rPr>
-        <w:t>5. Por que a empresa e a contabilidade podem nos enviar</w:t>
+        <w:pStyle w:val="Ttulo2"/>
+        <w:rPr>
+          <w:rFonts w:ascii="Georgia" w:eastAsia="Times New Roman" w:hAnsi="Georgia"/>
+        </w:rPr>
+      </w:pPr>
+      <w:r>
+        <w:rPr>
+          <w:rFonts w:ascii="Georgia" w:eastAsia="Times New Roman" w:hAnsi="Georgia"/>
+        </w:rPr>
+        <w:t>Por que a empresa e a contabilidade podem enviar</w:t>
       </w:r>
     </w:p>
     <w:p>
@@ -1221,7 +850,7 @@
           <w:sz w:val="22"/>
           <w:szCs w:val="22"/>
         </w:rPr>
-        <w:t>, com os salários.</w:t>
+        <w:t>, com os respectivos salários.</w:t>
       </w:r>
     </w:p>
     <w:p>
@@ -1306,7 +935,7 @@
           <w:sz w:val="22"/>
           <w:szCs w:val="22"/>
         </w:rPr>
-        <w:t xml:space="preserve"> E estamos pedindo </w:t>
+        <w:t xml:space="preserve"> E estamos solicitando </w:t>
       </w:r>
       <w:r>
         <w:rPr>
@@ -1329,388 +958,344 @@
     </w:p>
     <w:p>
       <w:pPr>
-        <w:spacing w:before="320" w:after="320"/>
-        <w:rPr>
-          <w:rFonts w:ascii="Georgia" w:eastAsia="Times New Roman" w:hAnsi="Georgia"/>
-          <w:color w:val="262626"/>
-          <w:sz w:val="22"/>
-          <w:szCs w:val="22"/>
-        </w:rPr>
-      </w:pPr>
-      <w:r>
-        <w:rPr>
-          <w:rFonts w:ascii="Georgia" w:eastAsia="Times New Roman" w:hAnsi="Georgia"/>
-          <w:color w:val="262626"/>
-          <w:sz w:val="22"/>
-          <w:szCs w:val="22"/>
-        </w:rPr>
-        <w:pict w14:anchorId="27FD904F">
-          <v:rect id="_x0000_i1030" style="width:0;height:1.5pt" o:hralign="center" o:hrstd="t" o:hr="t" fillcolor="#a0a0a0" stroked="f"/>
-        </w:pict>
-      </w:r>
-    </w:p>
-    <w:p>
-      <w:pPr>
-        <w:pStyle w:val="Ttulo3"/>
-        <w:rPr>
-          <w:rFonts w:ascii="Georgia" w:eastAsia="Times New Roman" w:hAnsi="Georgia"/>
-        </w:rPr>
-      </w:pPr>
-      <w:r>
-        <w:rPr>
-          <w:rFonts w:ascii="Georgia" w:eastAsia="Times New Roman" w:hAnsi="Georgia"/>
+        <w:pStyle w:val="Ttulo2"/>
+        <w:rPr>
+          <w:rFonts w:ascii="Georgia" w:eastAsia="Times New Roman" w:hAnsi="Georgia"/>
+        </w:rPr>
+      </w:pPr>
+      <w:r>
+        <w:rPr>
+          <w:rFonts w:ascii="Georgia" w:eastAsia="Times New Roman" w:hAnsi="Georgia"/>
+        </w:rPr>
+        <w:t>O que fazemos — e o que não fazemos — com os dados</w:t>
+      </w:r>
+    </w:p>
+    <w:p>
+      <w:pPr>
+        <w:pStyle w:val="NormalWeb"/>
+        <w:rPr>
+          <w:rFonts w:ascii="Georgia" w:hAnsi="Georgia"/>
+          <w:color w:val="262626"/>
+          <w:sz w:val="22"/>
+          <w:szCs w:val="22"/>
+        </w:rPr>
+      </w:pPr>
+      <w:r>
+        <w:rPr>
+          <w:rStyle w:val="Forte"/>
+          <w:rFonts w:ascii="Georgia" w:hAnsi="Georgia"/>
+          <w:sz w:val="22"/>
+          <w:szCs w:val="22"/>
+        </w:rPr>
+        <w:t>Finalidade.</w:t>
+      </w:r>
+      <w:r>
+        <w:rPr>
+          <w:rFonts w:ascii="Georgia" w:hAnsi="Georgia"/>
+          <w:color w:val="262626"/>
+          <w:sz w:val="22"/>
+          <w:szCs w:val="22"/>
+        </w:rPr>
+        <w:t xml:space="preserve"> Representação sindical, cálculo da contribuição devida e respeito às oposições. Nada além.</w:t>
+      </w:r>
+    </w:p>
+    <w:p>
+      <w:pPr>
+        <w:pStyle w:val="NormalWeb"/>
+        <w:rPr>
+          <w:rFonts w:ascii="Georgia" w:hAnsi="Georgia"/>
+          <w:color w:val="262626"/>
+          <w:sz w:val="22"/>
+          <w:szCs w:val="22"/>
+        </w:rPr>
+      </w:pPr>
+      <w:r>
+        <w:rPr>
+          <w:rStyle w:val="Forte"/>
+          <w:rFonts w:ascii="Georgia" w:hAnsi="Georgia"/>
+          <w:sz w:val="22"/>
+          <w:szCs w:val="22"/>
+        </w:rPr>
+        <w:t>Como recebemos.</w:t>
+      </w:r>
+      <w:r>
+        <w:rPr>
+          <w:rFonts w:ascii="Georgia" w:hAnsi="Georgia"/>
+          <w:color w:val="262626"/>
+          <w:sz w:val="22"/>
+          <w:szCs w:val="22"/>
+        </w:rPr>
+        <w:t xml:space="preserve"> Por link individual, com prazo de validade e revogável, que </w:t>
+      </w:r>
+      <w:r>
+        <w:rPr>
+          <w:rStyle w:val="Forte"/>
+          <w:rFonts w:ascii="Georgia" w:hAnsi="Georgia"/>
+          <w:sz w:val="22"/>
+          <w:szCs w:val="22"/>
+        </w:rPr>
+        <w:t>permite apenas enviar</w:t>
+      </w:r>
+      <w:r>
+        <w:rPr>
+          <w:rFonts w:ascii="Georgia" w:hAnsi="Georgia"/>
+          <w:color w:val="262626"/>
+          <w:sz w:val="22"/>
+          <w:szCs w:val="22"/>
+        </w:rPr>
+        <w:t xml:space="preserve"> </w:t>
+      </w:r>
+      <w:r>
+        <w:rPr>
+          <w:rFonts w:ascii="Georgia" w:hAnsi="Georgia"/>
+          <w:color w:val="262626"/>
+          <w:sz w:val="22"/>
+          <w:szCs w:val="22"/>
+        </w:rPr>
+        <w:t>— nunca consultar ou listar dados de terceiros. O arquivo fica em repositório privado, jamais em endereço público.</w:t>
+      </w:r>
+    </w:p>
+    <w:p>
+      <w:pPr>
+        <w:pStyle w:val="NormalWeb"/>
+        <w:rPr>
+          <w:rFonts w:ascii="Georgia" w:hAnsi="Georgia"/>
+          <w:color w:val="262626"/>
+          <w:sz w:val="22"/>
+          <w:szCs w:val="22"/>
+        </w:rPr>
+      </w:pPr>
+      <w:r>
+        <w:rPr>
+          <w:rStyle w:val="Forte"/>
+          <w:rFonts w:ascii="Georgia" w:hAnsi="Georgia"/>
+          <w:sz w:val="22"/>
+          <w:szCs w:val="22"/>
+        </w:rPr>
+        <w:t>Antes de virar cadastro.</w:t>
+      </w:r>
+      <w:r>
+        <w:rPr>
+          <w:rFonts w:ascii="Georgia" w:hAnsi="Georgia"/>
+          <w:color w:val="262626"/>
+          <w:sz w:val="22"/>
+          <w:szCs w:val="22"/>
+        </w:rPr>
+        <w:t xml:space="preserve"> </w:t>
+      </w:r>
+      <w:r>
+        <w:rPr>
+          <w:rStyle w:val="Forte"/>
+          <w:rFonts w:ascii="Georgia" w:hAnsi="Georgia"/>
+          <w:sz w:val="22"/>
+          <w:szCs w:val="22"/>
+        </w:rPr>
+        <w:t>Nenhuma informação entra na nossa base sem revisão humana.</w:t>
+      </w:r>
+      <w:r>
+        <w:rPr>
+          <w:rFonts w:ascii="Georgia" w:hAnsi="Georgia"/>
+          <w:color w:val="262626"/>
+          <w:sz w:val="22"/>
+          <w:szCs w:val="22"/>
+        </w:rPr>
+        <w:t xml:space="preserve"> Não há gravação automática a partir de origem externa.</w:t>
+      </w:r>
+    </w:p>
+    <w:p>
+      <w:pPr>
+        <w:pStyle w:val="NormalWeb"/>
+        <w:rPr>
+          <w:rFonts w:ascii="Georgia" w:hAnsi="Georgia"/>
+          <w:color w:val="262626"/>
+          <w:sz w:val="22"/>
+          <w:szCs w:val="22"/>
+        </w:rPr>
+      </w:pPr>
+      <w:r>
+        <w:rPr>
+          <w:rStyle w:val="Forte"/>
+          <w:rFonts w:ascii="Georgia" w:hAnsi="Georgia"/>
+          <w:sz w:val="22"/>
+          <w:szCs w:val="22"/>
+        </w:rPr>
+        <w:t>Rastreabilidade.</w:t>
+      </w:r>
+      <w:r>
+        <w:rPr>
+          <w:rFonts w:ascii="Georgia" w:hAnsi="Georgia"/>
+          <w:color w:val="262626"/>
+          <w:sz w:val="22"/>
+          <w:szCs w:val="22"/>
+        </w:rPr>
+        <w:t xml:space="preserve"> Cada envio fica registrado, de forma imutável, com data e origem.</w:t>
+      </w:r>
+    </w:p>
+    <w:p>
+      <w:pPr>
+        <w:pStyle w:val="NormalWeb"/>
+        <w:rPr>
+          <w:rFonts w:ascii="Georgia" w:hAnsi="Georgia"/>
+          <w:color w:val="262626"/>
+          <w:sz w:val="22"/>
+          <w:szCs w:val="22"/>
+        </w:rPr>
+      </w:pPr>
+      <w:r>
+        <w:rPr>
+          <w:rStyle w:val="Forte"/>
+          <w:rFonts w:ascii="Georgia" w:hAnsi="Georgia"/>
+          <w:sz w:val="22"/>
+          <w:szCs w:val="22"/>
+        </w:rPr>
+        <w:t>Verificação.</w:t>
+      </w:r>
+      <w:r>
+        <w:rPr>
+          <w:rFonts w:ascii="Georgia" w:hAnsi="Georgia"/>
+          <w:color w:val="262626"/>
+          <w:sz w:val="22"/>
+          <w:szCs w:val="22"/>
+        </w:rPr>
+        <w:t xml:space="preserve"> O sistema é submetido a teste de invasão deliberado antes de entrar em operação — não confiamos apenas em que funcione como esperado.</w:t>
+      </w:r>
+    </w:p>
+    <w:p>
+      <w:pPr>
+        <w:pStyle w:val="Ttulo2"/>
+        <w:rPr>
+          <w:rFonts w:ascii="Georgia" w:eastAsia="Times New Roman" w:hAnsi="Georgia"/>
+        </w:rPr>
+      </w:pPr>
+      <w:r>
+        <w:rPr>
+          <w:rFonts w:ascii="Georgia" w:eastAsia="Times New Roman" w:hAnsi="Georgia"/>
+        </w:rPr>
+        <w:t>Por quanto tempo guardamos</w:t>
+      </w:r>
+    </w:p>
+    <w:p>
+      <w:pPr>
+        <w:pStyle w:val="NormalWeb"/>
+        <w:rPr>
+          <w:rFonts w:ascii="Georgia" w:hAnsi="Georgia"/>
+          <w:color w:val="262626"/>
+          <w:sz w:val="22"/>
+          <w:szCs w:val="22"/>
+        </w:rPr>
+      </w:pPr>
+      <w:r>
+        <w:rPr>
+          <w:rFonts w:ascii="Georgia" w:hAnsi="Georgia"/>
+          <w:color w:val="262626"/>
+          <w:sz w:val="22"/>
+          <w:szCs w:val="22"/>
+        </w:rPr>
+        <w:t>Enquanto durar o vínculo empregatício e a relação de representação, mantendo os dados atualizados.</w:t>
+      </w:r>
+    </w:p>
+    <w:p>
+      <w:pPr>
+        <w:pStyle w:val="NormalWeb"/>
+        <w:rPr>
+          <w:rFonts w:ascii="Georgia" w:hAnsi="Georgia"/>
+          <w:color w:val="262626"/>
+          <w:sz w:val="22"/>
+          <w:szCs w:val="22"/>
+        </w:rPr>
+      </w:pPr>
+      <w:r>
+        <w:rPr>
+          <w:rStyle w:val="Forte"/>
+          <w:rFonts w:ascii="Georgia" w:hAnsi="Georgia"/>
+          <w:sz w:val="22"/>
+          <w:szCs w:val="22"/>
+        </w:rPr>
+        <w:t>Se o trabalhador pedir exclusão</w:t>
+      </w:r>
+      <w:r>
+        <w:rPr>
+          <w:rFonts w:ascii="Georgia" w:hAnsi="Georgia"/>
+          <w:color w:val="262626"/>
+          <w:sz w:val="22"/>
+          <w:szCs w:val="22"/>
+        </w:rPr>
+        <w:t xml:space="preserve">, o pedido é atendido mediante </w:t>
+      </w:r>
+      <w:r>
+        <w:rPr>
+          <w:rStyle w:val="Forte"/>
+          <w:rFonts w:ascii="Georgia" w:hAnsi="Georgia"/>
+          <w:sz w:val="22"/>
+          <w:szCs w:val="22"/>
+        </w:rPr>
+        <w:t>Carta de Exclusão</w:t>
+      </w:r>
+      <w:r>
+        <w:rPr>
+          <w:rFonts w:ascii="Georgia" w:hAnsi="Georgia"/>
+          <w:color w:val="262626"/>
+          <w:sz w:val="22"/>
+          <w:szCs w:val="22"/>
+        </w:rPr>
+        <w:t xml:space="preserve"> entregue por ele. Para quem é filiado, informamos antes que a exclusão implica a perda dos serviços e benefícios da filiação.</w:t>
+      </w:r>
+    </w:p>
+    <w:p>
+      <w:pPr>
+        <w:pStyle w:val="NormalWeb"/>
+        <w:rPr>
+          <w:rFonts w:ascii="Georgia" w:hAnsi="Georgia"/>
+          <w:color w:val="262626"/>
+          <w:sz w:val="22"/>
+          <w:szCs w:val="22"/>
+        </w:rPr>
+      </w:pPr>
+      <w:r>
+        <w:rPr>
+          <w:rFonts w:ascii="Georgia" w:hAnsi="Georgia"/>
+          <w:color w:val="262626"/>
+          <w:sz w:val="22"/>
+          <w:szCs w:val="22"/>
+        </w:rPr>
+        <w:t xml:space="preserve">Após a exclusão ou o fim do vínculo, o registro é </w:t>
+      </w:r>
+      <w:r>
+        <w:rPr>
+          <w:rStyle w:val="Forte"/>
+          <w:rFonts w:ascii="Georgia" w:hAnsi="Georgia"/>
+          <w:sz w:val="22"/>
+          <w:szCs w:val="22"/>
+        </w:rPr>
+        <w:t>reduzido ao mínimo</w:t>
+      </w:r>
+      <w:r>
+        <w:rPr>
+          <w:rFonts w:ascii="Georgia" w:hAnsi="Georgia"/>
+          <w:color w:val="262626"/>
+          <w:sz w:val="22"/>
+          <w:szCs w:val="22"/>
+        </w:rPr>
+        <w:t xml:space="preserve"> </w:t>
+      </w:r>
+      <w:r>
+        <w:rPr>
+          <w:rFonts w:ascii="Georgia" w:hAnsi="Georgia"/>
+          <w:color w:val="262626"/>
+          <w:sz w:val="22"/>
+          <w:szCs w:val="22"/>
+        </w:rPr>
+        <w:t xml:space="preserve">— iniciais do nome e CPF mascarado —, preservando apenas o rastro necessário a auditorias e </w:t>
+      </w:r>
+      <w:r>
+        <w:rPr>
+          <w:rFonts w:ascii="Georgia" w:hAnsi="Georgia"/>
+          <w:color w:val="262626"/>
+          <w:sz w:val="22"/>
+          <w:szCs w:val="22"/>
         </w:rPr>
         <w:lastRenderedPageBreak/>
-        <w:t>6. O que fazemos — e o que não fazemos — com os dados</w:t>
-      </w:r>
-    </w:p>
-    <w:p>
-      <w:pPr>
-        <w:pStyle w:val="NormalWeb"/>
-        <w:rPr>
-          <w:rFonts w:ascii="Georgia" w:hAnsi="Georgia"/>
-          <w:color w:val="262626"/>
-          <w:sz w:val="22"/>
-          <w:szCs w:val="22"/>
-        </w:rPr>
-      </w:pPr>
-      <w:r>
-        <w:rPr>
-          <w:rStyle w:val="Forte"/>
-          <w:rFonts w:ascii="Georgia" w:hAnsi="Georgia"/>
-          <w:sz w:val="22"/>
-          <w:szCs w:val="22"/>
-        </w:rPr>
-        <w:t>Finalidade.</w:t>
-      </w:r>
-      <w:r>
-        <w:rPr>
-          <w:rFonts w:ascii="Georgia" w:hAnsi="Georgia"/>
-          <w:color w:val="262626"/>
-          <w:sz w:val="22"/>
-          <w:szCs w:val="22"/>
-        </w:rPr>
-        <w:t xml:space="preserve"> </w:t>
-      </w:r>
-      <w:r>
-        <w:rPr>
-          <w:rFonts w:ascii="Georgia" w:hAnsi="Georgia"/>
-          <w:color w:val="262626"/>
-          <w:sz w:val="22"/>
-          <w:szCs w:val="22"/>
-        </w:rPr>
-        <w:t>Representação sindical, cálculo da contribuição devida e respeito às oposições. Nada além.</w:t>
-      </w:r>
-    </w:p>
-    <w:p>
-      <w:pPr>
-        <w:pStyle w:val="NormalWeb"/>
-        <w:rPr>
-          <w:rFonts w:ascii="Georgia" w:hAnsi="Georgia"/>
-          <w:color w:val="262626"/>
-          <w:sz w:val="22"/>
-          <w:szCs w:val="22"/>
-        </w:rPr>
-      </w:pPr>
-      <w:r>
-        <w:rPr>
-          <w:rStyle w:val="Forte"/>
-          <w:rFonts w:ascii="Georgia" w:hAnsi="Georgia"/>
-          <w:sz w:val="22"/>
-          <w:szCs w:val="22"/>
-        </w:rPr>
-        <w:t>Como recebemos.</w:t>
-      </w:r>
-      <w:r>
-        <w:rPr>
-          <w:rFonts w:ascii="Georgia" w:hAnsi="Georgia"/>
-          <w:color w:val="262626"/>
-          <w:sz w:val="22"/>
-          <w:szCs w:val="22"/>
-        </w:rPr>
-        <w:t xml:space="preserve"> Por link individual, com prazo de validade e revogável, que </w:t>
-      </w:r>
-      <w:r>
-        <w:rPr>
-          <w:rStyle w:val="Forte"/>
-          <w:rFonts w:ascii="Georgia" w:hAnsi="Georgia"/>
-          <w:sz w:val="22"/>
-          <w:szCs w:val="22"/>
-        </w:rPr>
-        <w:t>permite apenas enviar</w:t>
-      </w:r>
-      <w:r>
-        <w:rPr>
-          <w:rFonts w:ascii="Georgia" w:hAnsi="Georgia"/>
-          <w:color w:val="262626"/>
-          <w:sz w:val="22"/>
-          <w:szCs w:val="22"/>
-        </w:rPr>
-        <w:t xml:space="preserve"> — nunca consultar ou listar dados de terceiros. O arquivo fica em repositório privado, jamais em endereço público.</w:t>
-      </w:r>
-    </w:p>
-    <w:p>
-      <w:pPr>
-        <w:pStyle w:val="NormalWeb"/>
-        <w:rPr>
-          <w:rFonts w:ascii="Georgia" w:hAnsi="Georgia"/>
-          <w:color w:val="262626"/>
-          <w:sz w:val="22"/>
-          <w:szCs w:val="22"/>
-        </w:rPr>
-      </w:pPr>
-      <w:r>
-        <w:rPr>
-          <w:rStyle w:val="Forte"/>
-          <w:rFonts w:ascii="Georgia" w:hAnsi="Georgia"/>
-          <w:sz w:val="22"/>
-          <w:szCs w:val="22"/>
-        </w:rPr>
-        <w:t>Antes de virar cadastro.</w:t>
-      </w:r>
-      <w:r>
-        <w:rPr>
-          <w:rFonts w:ascii="Georgia" w:hAnsi="Georgia"/>
-          <w:color w:val="262626"/>
-          <w:sz w:val="22"/>
-          <w:szCs w:val="22"/>
-        </w:rPr>
-        <w:t xml:space="preserve"> </w:t>
-      </w:r>
-      <w:r>
-        <w:rPr>
-          <w:rStyle w:val="Forte"/>
-          <w:rFonts w:ascii="Georgia" w:hAnsi="Georgia"/>
-          <w:sz w:val="22"/>
-          <w:szCs w:val="22"/>
-        </w:rPr>
-        <w:t>Nenhuma informação entra na nossa base sem revisão humana.</w:t>
-      </w:r>
-      <w:r>
-        <w:rPr>
-          <w:rFonts w:ascii="Georgia" w:hAnsi="Georgia"/>
-          <w:color w:val="262626"/>
-          <w:sz w:val="22"/>
-          <w:szCs w:val="22"/>
-        </w:rPr>
-        <w:t xml:space="preserve"> Não há gravação automática a partir de origem externa.</w:t>
-      </w:r>
-    </w:p>
-    <w:p>
-      <w:pPr>
-        <w:pStyle w:val="NormalWeb"/>
-        <w:rPr>
-          <w:rFonts w:ascii="Georgia" w:hAnsi="Georgia"/>
-          <w:color w:val="262626"/>
-          <w:sz w:val="22"/>
-          <w:szCs w:val="22"/>
-        </w:rPr>
-      </w:pPr>
-      <w:r>
-        <w:rPr>
-          <w:rStyle w:val="Forte"/>
-          <w:rFonts w:ascii="Georgia" w:hAnsi="Georgia"/>
-          <w:sz w:val="22"/>
-          <w:szCs w:val="22"/>
-        </w:rPr>
-        <w:t>Rastreabilidade.</w:t>
-      </w:r>
-      <w:r>
-        <w:rPr>
-          <w:rFonts w:ascii="Georgia" w:hAnsi="Georgia"/>
-          <w:color w:val="262626"/>
-          <w:sz w:val="22"/>
-          <w:szCs w:val="22"/>
-        </w:rPr>
-        <w:t xml:space="preserve"> </w:t>
-      </w:r>
-      <w:r>
-        <w:rPr>
-          <w:rFonts w:ascii="Georgia" w:hAnsi="Georgia"/>
-          <w:color w:val="262626"/>
-          <w:sz w:val="22"/>
-          <w:szCs w:val="22"/>
-        </w:rPr>
-        <w:t>Cada envio fica registrado, de forma imutável, com data e origem.</w:t>
-      </w:r>
-    </w:p>
-    <w:p>
-      <w:pPr>
-        <w:pStyle w:val="NormalWeb"/>
-        <w:rPr>
-          <w:rFonts w:ascii="Georgia" w:hAnsi="Georgia"/>
-          <w:color w:val="262626"/>
-          <w:sz w:val="22"/>
-          <w:szCs w:val="22"/>
-        </w:rPr>
-      </w:pPr>
-      <w:r>
-        <w:rPr>
-          <w:rStyle w:val="Forte"/>
-          <w:rFonts w:ascii="Georgia" w:hAnsi="Georgia"/>
-          <w:sz w:val="22"/>
-          <w:szCs w:val="22"/>
-        </w:rPr>
-        <w:t>Verificação.</w:t>
-      </w:r>
-      <w:r>
-        <w:rPr>
-          <w:rFonts w:ascii="Georgia" w:hAnsi="Georgia"/>
-          <w:color w:val="262626"/>
-          <w:sz w:val="22"/>
-          <w:szCs w:val="22"/>
-        </w:rPr>
-        <w:t xml:space="preserve"> O sistema é submetido a teste de invasão deliberado antes de entrar em operação — não confiamos apenas em que ele funcione como esperado.</w:t>
-      </w:r>
-    </w:p>
-    <w:p>
-      <w:pPr>
-        <w:spacing w:before="320" w:after="320"/>
-        <w:rPr>
-          <w:rFonts w:ascii="Georgia" w:eastAsia="Times New Roman" w:hAnsi="Georgia"/>
-          <w:color w:val="262626"/>
-          <w:sz w:val="22"/>
-          <w:szCs w:val="22"/>
-        </w:rPr>
-      </w:pPr>
-      <w:r>
-        <w:rPr>
-          <w:rFonts w:ascii="Georgia" w:eastAsia="Times New Roman" w:hAnsi="Georgia"/>
-          <w:color w:val="262626"/>
-          <w:sz w:val="22"/>
-          <w:szCs w:val="22"/>
-        </w:rPr>
-        <w:pict w14:anchorId="4595ED0F">
-          <v:rect id="_x0000_i1031" style="width:0;height:1.5pt" o:hralign="center" o:hrstd="t" o:hr="t" fillcolor="#a0a0a0" stroked="f"/>
-        </w:pict>
-      </w:r>
-    </w:p>
-    <w:p>
-      <w:pPr>
-        <w:pStyle w:val="Ttulo3"/>
-        <w:rPr>
-          <w:rFonts w:ascii="Georgia" w:eastAsia="Times New Roman" w:hAnsi="Georgia"/>
-        </w:rPr>
-      </w:pPr>
-      <w:r>
-        <w:rPr>
-          <w:rFonts w:ascii="Georgia" w:eastAsia="Times New Roman" w:hAnsi="Georgia"/>
-        </w:rPr>
-        <w:t>7. Por quanto tempo guardamos</w:t>
-      </w:r>
-    </w:p>
-    <w:p>
-      <w:pPr>
-        <w:pStyle w:val="NormalWeb"/>
-        <w:rPr>
-          <w:rFonts w:ascii="Georgia" w:hAnsi="Georgia"/>
-          <w:color w:val="262626"/>
-          <w:sz w:val="22"/>
-          <w:szCs w:val="22"/>
-        </w:rPr>
-      </w:pPr>
-      <w:r>
-        <w:rPr>
-          <w:rFonts w:ascii="Georgia" w:hAnsi="Georgia"/>
-          <w:color w:val="262626"/>
-          <w:sz w:val="22"/>
-          <w:szCs w:val="22"/>
-        </w:rPr>
-        <w:t>Enquanto durar o vínculo empregatício e a relação de representação, mantendo os dados atualizados.</w:t>
-      </w:r>
-    </w:p>
-    <w:p>
-      <w:pPr>
-        <w:pStyle w:val="NormalWeb"/>
-        <w:rPr>
-          <w:rFonts w:ascii="Georgia" w:hAnsi="Georgia"/>
-          <w:color w:val="262626"/>
-          <w:sz w:val="22"/>
-          <w:szCs w:val="22"/>
-        </w:rPr>
-      </w:pPr>
-      <w:r>
-        <w:rPr>
-          <w:rStyle w:val="Forte"/>
-          <w:rFonts w:ascii="Georgia" w:hAnsi="Georgia"/>
-          <w:sz w:val="22"/>
-          <w:szCs w:val="22"/>
-        </w:rPr>
-        <w:t>Se o trabalhador pedir exclusão</w:t>
-      </w:r>
-      <w:r>
-        <w:rPr>
-          <w:rFonts w:ascii="Georgia" w:hAnsi="Georgia"/>
-          <w:color w:val="262626"/>
-          <w:sz w:val="22"/>
-          <w:szCs w:val="22"/>
-        </w:rPr>
-        <w:t xml:space="preserve">, o pedido é atendido mediante </w:t>
-      </w:r>
-      <w:r>
-        <w:rPr>
-          <w:rStyle w:val="Forte"/>
-          <w:rFonts w:ascii="Georgia" w:hAnsi="Georgia"/>
-          <w:sz w:val="22"/>
-          <w:szCs w:val="22"/>
-        </w:rPr>
-        <w:t>Carta de Exclusão</w:t>
-      </w:r>
-      <w:r>
-        <w:rPr>
-          <w:rFonts w:ascii="Georgia" w:hAnsi="Georgia"/>
-          <w:color w:val="262626"/>
-          <w:sz w:val="22"/>
-          <w:szCs w:val="22"/>
-        </w:rPr>
-        <w:t xml:space="preserve"> </w:t>
-      </w:r>
-      <w:r>
-        <w:rPr>
-          <w:rFonts w:ascii="Georgia" w:hAnsi="Georgia"/>
-          <w:color w:val="262626"/>
-          <w:sz w:val="22"/>
-          <w:szCs w:val="22"/>
-        </w:rPr>
-        <w:t>entregue por ele. Para quem é filiado, informamos antes que a exclusão implica perda dos serviços e benefícios da filiação.</w:t>
-      </w:r>
-    </w:p>
-    <w:p>
-      <w:pPr>
-        <w:pStyle w:val="NormalWeb"/>
-        <w:rPr>
-          <w:rFonts w:ascii="Georgia" w:hAnsi="Georgia"/>
-          <w:color w:val="262626"/>
-          <w:sz w:val="22"/>
-          <w:szCs w:val="22"/>
-        </w:rPr>
-      </w:pPr>
-      <w:r>
-        <w:rPr>
-          <w:rFonts w:ascii="Georgia" w:hAnsi="Georgia"/>
-          <w:color w:val="262626"/>
-          <w:sz w:val="22"/>
-          <w:szCs w:val="22"/>
-        </w:rPr>
-        <w:t xml:space="preserve">Após a exclusão ou o fim do vínculo, o registro é </w:t>
-      </w:r>
-      <w:r>
-        <w:rPr>
-          <w:rStyle w:val="Forte"/>
-          <w:rFonts w:ascii="Georgia" w:hAnsi="Georgia"/>
-          <w:sz w:val="22"/>
-          <w:szCs w:val="22"/>
-        </w:rPr>
-        <w:t>reduzido ao mínimo</w:t>
-      </w:r>
-      <w:r>
-        <w:rPr>
-          <w:rFonts w:ascii="Georgia" w:hAnsi="Georgia"/>
-          <w:color w:val="262626"/>
-          <w:sz w:val="22"/>
-          <w:szCs w:val="22"/>
-        </w:rPr>
-        <w:t xml:space="preserve"> — iniciais do nome e CPF mascarado —, preservando apenas o rastro necessário a auditorias e requisições judiciais. A eliminação definitiva ocorre após </w:t>
+        <w:t xml:space="preserve">requisições judiciais. A eliminação definitiva ocorre após </w:t>
       </w:r>
       <w:r>
         <w:rPr>
@@ -1733,38 +1318,16 @@
     </w:p>
     <w:p>
       <w:pPr>
-        <w:spacing w:before="320" w:after="320"/>
-        <w:rPr>
-          <w:rFonts w:ascii="Georgia" w:eastAsia="Times New Roman" w:hAnsi="Georgia"/>
-          <w:color w:val="262626"/>
-          <w:sz w:val="22"/>
-          <w:szCs w:val="22"/>
-        </w:rPr>
-      </w:pPr>
-      <w:r>
-        <w:rPr>
-          <w:rFonts w:ascii="Georgia" w:eastAsia="Times New Roman" w:hAnsi="Georgia"/>
-          <w:color w:val="262626"/>
-          <w:sz w:val="22"/>
-          <w:szCs w:val="22"/>
-        </w:rPr>
-        <w:pict w14:anchorId="23B4216E">
-          <v:rect id="_x0000_i1032" style="width:0;height:1.5pt" o:hralign="center" o:hrstd="t" o:hr="t" fillcolor="#a0a0a0" stroked="f"/>
-        </w:pict>
-      </w:r>
-    </w:p>
-    <w:p>
-      <w:pPr>
-        <w:pStyle w:val="Ttulo3"/>
-        <w:rPr>
-          <w:rFonts w:ascii="Georgia" w:eastAsia="Times New Roman" w:hAnsi="Georgia"/>
-        </w:rPr>
-      </w:pPr>
-      <w:r>
-        <w:rPr>
-          <w:rFonts w:ascii="Georgia" w:eastAsia="Times New Roman" w:hAnsi="Georgia"/>
-        </w:rPr>
-        <w:t>8. Direitos do trabalhador</w:t>
+        <w:pStyle w:val="Ttulo2"/>
+        <w:rPr>
+          <w:rFonts w:ascii="Georgia" w:eastAsia="Times New Roman" w:hAnsi="Georgia"/>
+        </w:rPr>
+      </w:pPr>
+      <w:r>
+        <w:rPr>
+          <w:rFonts w:ascii="Georgia" w:eastAsia="Times New Roman" w:hAnsi="Georgia"/>
+        </w:rPr>
+        <w:t>Direitos do trabalhador</w:t>
       </w:r>
     </w:p>
     <w:p>
@@ -1879,7 +1442,7 @@
           <w:sz w:val="22"/>
           <w:szCs w:val="22"/>
         </w:rPr>
-        <w:t>WhatsApp do setor jurídico:</w:t>
+        <w:t>WhatsApp da Assessoria Jurídica:</w:t>
       </w:r>
       <w:r>
         <w:rPr>
@@ -1921,43 +1484,30 @@
           <w:sz w:val="22"/>
           <w:szCs w:val="22"/>
         </w:rPr>
-        <w:t xml:space="preserve"> Av. dos Expedicionários, 137, Centro, Passos/MG — seg. a sex., 08h–11h e 13h–17h</w:t>
-      </w:r>
-    </w:p>
-    <w:p>
-      <w:pPr>
-        <w:spacing w:before="320" w:after="320"/>
-        <w:rPr>
-          <w:rFonts w:ascii="Georgia" w:eastAsia="Times New Roman" w:hAnsi="Georgia"/>
-          <w:color w:val="262626"/>
-          <w:sz w:val="22"/>
-          <w:szCs w:val="22"/>
-        </w:rPr>
-      </w:pPr>
-      <w:r>
-        <w:rPr>
-          <w:rFonts w:ascii="Georgia" w:eastAsia="Times New Roman" w:hAnsi="Georgia"/>
-          <w:color w:val="262626"/>
-          <w:sz w:val="22"/>
-          <w:szCs w:val="22"/>
-        </w:rPr>
-        <w:pict w14:anchorId="50734FA7">
-          <v:rect id="_x0000_i1033" style="width:0;height:1.5pt" o:hralign="center" o:hrstd="t" o:hr="t" fillcolor="#a0a0a0" stroked="f"/>
-        </w:pict>
-      </w:r>
-    </w:p>
-    <w:p>
-      <w:pPr>
-        <w:pStyle w:val="Ttulo3"/>
-        <w:rPr>
-          <w:rFonts w:ascii="Georgia" w:eastAsia="Times New Roman" w:hAnsi="Georgia"/>
-        </w:rPr>
-      </w:pPr>
-      <w:r>
-        <w:rPr>
-          <w:rFonts w:ascii="Georgia" w:eastAsia="Times New Roman" w:hAnsi="Georgia"/>
-        </w:rPr>
-        <w:t>9. Documento completo</w:t>
+        <w:t xml:space="preserve"> </w:t>
+      </w:r>
+      <w:r>
+        <w:rPr>
+          <w:rFonts w:ascii="Georgia" w:eastAsia="Times New Roman" w:hAnsi="Georgia"/>
+          <w:color w:val="262626"/>
+          <w:sz w:val="22"/>
+          <w:szCs w:val="22"/>
+        </w:rPr>
+        <w:t>Av. dos Expedicionários, 137, Centro, Passos/MG — de segunda a sexta-feira, das 08h às 11h e das 13h às 17h</w:t>
+      </w:r>
+    </w:p>
+    <w:p>
+      <w:pPr>
+        <w:pStyle w:val="Ttulo2"/>
+        <w:rPr>
+          <w:rFonts w:ascii="Georgia" w:eastAsia="Times New Roman" w:hAnsi="Georgia"/>
+        </w:rPr>
+      </w:pPr>
+      <w:r>
+        <w:rPr>
+          <w:rFonts w:ascii="Georgia" w:eastAsia="Times New Roman" w:hAnsi="Georgia"/>
+        </w:rPr>
+        <w:t>Documento completo</w:t>
       </w:r>
     </w:p>
     <w:p>
@@ -2019,27 +1569,13 @@
           <w:sz w:val="22"/>
           <w:szCs w:val="22"/>
         </w:rPr>
-        <w:pict w14:anchorId="72C39993">
-          <v:rect id="_x0000_i1034" style="width:0;height:1.5pt" o:hralign="center" o:hrstd="t" o:hr="t" fillcolor="#a0a0a0" stroked="f"/>
+        <w:pict w14:anchorId="7411E0EC">
+          <v:rect id="_x0000_i1026" style="width:0;height:1.5pt" o:hralign="center" o:hrstd="t" o:hr="t" fillcolor="#a0a0a0" stroked="f"/>
         </w:pict>
       </w:r>
     </w:p>
     <w:p>
       <w:pPr>
-        <w:pStyle w:val="Ttulo3"/>
-        <w:rPr>
-          <w:rFonts w:ascii="Georgia" w:eastAsia="Times New Roman" w:hAnsi="Georgia"/>
-        </w:rPr>
-      </w:pPr>
-      <w:r>
-        <w:rPr>
-          <w:rFonts w:ascii="Georgia" w:eastAsia="Times New Roman" w:hAnsi="Georgia"/>
-        </w:rPr>
-        <w:t>10. Assinatura</w:t>
-      </w:r>
-    </w:p>
-    <w:p>
-      <w:pPr>
         <w:pStyle w:val="NormalWeb"/>
         <w:rPr>
           <w:rFonts w:ascii="Georgia" w:hAnsi="Georgia"/>
@@ -2084,14 +1620,36 @@
           <w:sz w:val="22"/>
           <w:szCs w:val="22"/>
         </w:rPr>
-        <w:pict w14:anchorId="54E7896C">
-          <v:rect id="_x0000_i1035" style="width:0;height:1.5pt" o:hralign="center" o:hrstd="t" o:hr="t" fillcolor="#a0a0a0" stroked="f"/>
+        <w:pict w14:anchorId="6CEEC115">
+          <v:rect id="_x0000_i1027" style="width:0;height:1.5pt" o:hralign="center" o:hrstd="t" o:hr="t" fillcolor="#a0a0a0" stroked="f"/>
         </w:pict>
       </w:r>
     </w:p>
     <w:p>
       <w:pPr>
-        <w:pStyle w:val="Ttulo2"/>
+        <w:spacing w:before="320" w:after="320"/>
+        <w:rPr>
+          <w:rFonts w:ascii="Georgia" w:eastAsia="Times New Roman" w:hAnsi="Georgia"/>
+          <w:color w:val="262626"/>
+          <w:sz w:val="22"/>
+          <w:szCs w:val="22"/>
+        </w:rPr>
+      </w:pPr>
+      <w:r>
+        <w:rPr>
+          <w:rFonts w:ascii="Georgia" w:eastAsia="Times New Roman" w:hAnsi="Georgia"/>
+          <w:color w:val="262626"/>
+          <w:sz w:val="22"/>
+          <w:szCs w:val="22"/>
+        </w:rPr>
+        <w:pict w14:anchorId="1E722C81">
+          <v:rect id="_x0000_i1028" style="width:0;height:1.5pt" o:hralign="center" o:hrstd="t" o:hr="t" fillcolor="#a0a0a0" stroked="f"/>
+        </w:pict>
+      </w:r>
+    </w:p>
+    <w:p>
+      <w:pPr>
+        <w:pStyle w:val="Ttulo1"/>
         <w:rPr>
           <w:rFonts w:ascii="Georgia" w:eastAsia="Times New Roman" w:hAnsi="Georgia"/>
         </w:rPr>
@@ -2101,6 +1659,27 @@
           <w:rFonts w:ascii="Georgia" w:eastAsia="Times New Roman" w:hAnsi="Georgia"/>
         </w:rPr>
         <w:t>Notas de implementação</w:t>
+      </w:r>
+    </w:p>
+    <w:p>
+      <w:pPr>
+        <w:pStyle w:val="NormalWeb"/>
+        <w:rPr>
+          <w:rFonts w:ascii="Georgia" w:hAnsi="Georgia"/>
+          <w:color w:val="262626"/>
+          <w:sz w:val="22"/>
+          <w:szCs w:val="22"/>
+        </w:rPr>
+      </w:pPr>
+      <w:r>
+        <w:rPr>
+          <w:rStyle w:val="nfase"/>
+          <w:rFonts w:ascii="Georgia" w:hAnsi="Georgia"/>
+          <w:color w:val="262626"/>
+          <w:sz w:val="22"/>
+          <w:szCs w:val="22"/>
+        </w:rPr>
+        <w:t>Esta seção é interna e não integra a página publicada. Remover na versão final.</w:t>
       </w:r>
     </w:p>
     <w:p>
@@ -2124,16 +1703,24 @@
           <w:sz w:val="22"/>
           <w:szCs w:val="22"/>
         </w:rPr>
-        <w:t>A assinatura com OAB é o que dá valor à página.</w:t>
-      </w:r>
-      <w:r>
-        <w:rPr>
-          <w:rFonts w:ascii="Georgia" w:eastAsia="Times New Roman" w:hAnsi="Georgia"/>
-          <w:color w:val="262626"/>
-          <w:sz w:val="22"/>
-          <w:szCs w:val="22"/>
-        </w:rPr>
-        <w:t xml:space="preserve"> Sem ela é texto no site; com ela é posição institucional verificável. Não publicar sem.</w:t>
+        <w:t>URL sugerida:</w:t>
+      </w:r>
+      <w:r>
+        <w:rPr>
+          <w:rFonts w:ascii="Georgia" w:eastAsia="Times New Roman" w:hAnsi="Georgia"/>
+          <w:color w:val="262626"/>
+          <w:sz w:val="22"/>
+          <w:szCs w:val="22"/>
+        </w:rPr>
+        <w:t xml:space="preserve"> </w:t>
+      </w:r>
+      <w:r>
+        <w:rPr>
+          <w:rStyle w:val="cod1"/>
+          <w:rFonts w:eastAsia="Times New Roman"/>
+          <w:color w:val="262626"/>
+        </w:rPr>
+        <w:t>sindcompassos.org/base-legal-dados/</w:t>
       </w:r>
     </w:p>
     <w:p>
@@ -2152,65 +1739,21 @@
       </w:pPr>
       <w:r>
         <w:rPr>
-          <w:rFonts w:ascii="Georgia" w:eastAsia="Times New Roman" w:hAnsi="Georgia"/>
-          <w:color w:val="262626"/>
-          <w:sz w:val="22"/>
-          <w:szCs w:val="22"/>
-        </w:rPr>
-        <w:t xml:space="preserve">Tom conforme </w:t>
-      </w:r>
-      <w:r>
-        <w:rPr>
-          <w:rStyle w:val="cod1"/>
-          <w:rFonts w:eastAsia="Times New Roman"/>
-          <w:color w:val="262626"/>
-        </w:rPr>
-        <w:t>docs/design-tokens.md</w:t>
-      </w:r>
-      <w:r>
-        <w:rPr>
-          <w:rFonts w:ascii="Georgia" w:eastAsia="Times New Roman" w:hAnsi="Georgia"/>
-          <w:color w:val="262626"/>
-          <w:sz w:val="22"/>
-          <w:szCs w:val="22"/>
-        </w:rPr>
-        <w:t xml:space="preserve"> §6: institucional, próximo, combativo quando necessário — </w:t>
-      </w:r>
-      <w:r>
-        <w:rPr>
-          <w:rStyle w:val="Forte"/>
-          <w:rFonts w:ascii="Georgia" w:eastAsia="Times New Roman" w:hAnsi="Georgia"/>
-          <w:sz w:val="22"/>
-          <w:szCs w:val="22"/>
-        </w:rPr>
-        <w:t>e aqui não é necessário</w:t>
-      </w:r>
-      <w:r>
-        <w:rPr>
-          <w:rFonts w:ascii="Georgia" w:eastAsia="Times New Roman" w:hAnsi="Georgia"/>
-          <w:color w:val="262626"/>
-          <w:sz w:val="22"/>
-          <w:szCs w:val="22"/>
-        </w:rPr>
-        <w:t xml:space="preserve">. Esta página convence, não confronta. O enquadramento como conduta antissindical fica </w:t>
-      </w:r>
-      <w:r>
-        <w:rPr>
-          <w:rStyle w:val="Forte"/>
-          <w:rFonts w:ascii="Georgia" w:eastAsia="Times New Roman" w:hAnsi="Georgia"/>
-          <w:sz w:val="22"/>
-          <w:szCs w:val="22"/>
-        </w:rPr>
-        <w:t>apenas na Nota Técnica completa</w:t>
-      </w:r>
-      <w:r>
-        <w:rPr>
-          <w:rFonts w:ascii="Georgia" w:eastAsia="Times New Roman" w:hAnsi="Georgia"/>
-          <w:color w:val="262626"/>
-          <w:sz w:val="22"/>
-          <w:szCs w:val="22"/>
-        </w:rPr>
-        <w:t>, nunca nesta página nem no corpo dos e-mails.</w:t>
+          <w:rStyle w:val="Forte"/>
+          <w:rFonts w:ascii="Georgia" w:eastAsia="Times New Roman" w:hAnsi="Georgia"/>
+          <w:sz w:val="22"/>
+          <w:szCs w:val="22"/>
+        </w:rPr>
+        <w:t>A assinatura com OAB é o que dá valor à página.</w:t>
+      </w:r>
+      <w:r>
+        <w:rPr>
+          <w:rFonts w:ascii="Georgia" w:eastAsia="Times New Roman" w:hAnsi="Georgia"/>
+          <w:color w:val="262626"/>
+          <w:sz w:val="22"/>
+          <w:szCs w:val="22"/>
+        </w:rPr>
+        <w:t xml:space="preserve"> Sem ela é texto no site; com ela é posição institucional verificável. Não publicar sem.</w:t>
       </w:r>
     </w:p>
     <w:p>
@@ -2234,7 +1777,60 @@
           <w:sz w:val="22"/>
           <w:szCs w:val="22"/>
         </w:rPr>
-        <w:t>Corrigir o acesso por HTTP antes de publicar (ver topo).</w:t>
+        <w:t xml:space="preserve">Tom conforme </w:t>
+      </w:r>
+      <w:r>
+        <w:rPr>
+          <w:rStyle w:val="cod1"/>
+          <w:rFonts w:eastAsia="Times New Roman"/>
+          <w:color w:val="262626"/>
+        </w:rPr>
+        <w:t>docs/design-tokens.md</w:t>
+      </w:r>
+      <w:r>
+        <w:rPr>
+          <w:rFonts w:ascii="Georgia" w:eastAsia="Times New Roman" w:hAnsi="Georgia"/>
+          <w:color w:val="262626"/>
+          <w:sz w:val="22"/>
+          <w:szCs w:val="22"/>
+        </w:rPr>
+        <w:t xml:space="preserve"> §6: institucional, próximo, combativo quando necessário — </w:t>
+      </w:r>
+      <w:r>
+        <w:rPr>
+          <w:rStyle w:val="Forte"/>
+          <w:rFonts w:ascii="Georgia" w:eastAsia="Times New Roman" w:hAnsi="Georgia"/>
+          <w:sz w:val="22"/>
+          <w:szCs w:val="22"/>
+        </w:rPr>
+        <w:t>e aqui não é necessário</w:t>
+      </w:r>
+      <w:r>
+        <w:rPr>
+          <w:rFonts w:ascii="Georgia" w:eastAsia="Times New Roman" w:hAnsi="Georgia"/>
+          <w:color w:val="262626"/>
+          <w:sz w:val="22"/>
+          <w:szCs w:val="22"/>
+        </w:rPr>
+        <w:t xml:space="preserve">. Esta página convence, não confronta. O enquadramento como conduta antissindical fica </w:t>
+      </w:r>
+      <w:r>
+        <w:rPr>
+          <w:rStyle w:val="Forte"/>
+          <w:rFonts w:ascii="Georgia" w:eastAsia="Times New Roman" w:hAnsi="Georgia"/>
+          <w:sz w:val="22"/>
+          <w:szCs w:val="22"/>
+        </w:rPr>
+        <w:t>apenas na Nota Técnica completa</w:t>
+      </w:r>
+      <w:r>
+        <w:rPr>
+          <w:rFonts w:ascii="Georgia" w:eastAsia="Times New Roman" w:hAnsi="Georgia"/>
+          <w:color w:val="262626"/>
+          <w:sz w:val="22"/>
+          <w:szCs w:val="22"/>
+        </w:rPr>
+        <w:t>, nunca nesta página nem no corpo dos e-mails.</w:t>
       </w:r>
     </w:p>
     <w:p>
@@ -2253,6 +1849,56 @@
       </w:pPr>
       <w:r>
         <w:rPr>
+          <w:rStyle w:val="Forte"/>
+          <w:rFonts w:ascii="Georgia" w:eastAsia="Times New Roman" w:hAnsi="Georgia"/>
+          <w:sz w:val="22"/>
+          <w:szCs w:val="22"/>
+        </w:rPr>
+        <w:t>Corrigir o acesso por HTTP antes de publicar:</w:t>
+      </w:r>
+      <w:r>
+        <w:rPr>
+          <w:rFonts w:ascii="Georgia" w:eastAsia="Times New Roman" w:hAnsi="Georgia"/>
+          <w:color w:val="262626"/>
+          <w:sz w:val="22"/>
+          <w:szCs w:val="22"/>
+        </w:rPr>
+        <w:t xml:space="preserve"> hoje </w:t>
+      </w:r>
+      <w:r>
+        <w:rPr>
+          <w:rStyle w:val="cod1"/>
+          <w:rFonts w:eastAsia="Times New Roman"/>
+          <w:color w:val="262626"/>
+        </w:rPr>
+        <w:t>http://sindcompassos.org</w:t>
+      </w:r>
+      <w:r>
+        <w:rPr>
+          <w:rFonts w:ascii="Georgia" w:eastAsia="Times New Roman" w:hAnsi="Georgia"/>
+          <w:color w:val="262626"/>
+          <w:sz w:val="22"/>
+          <w:szCs w:val="22"/>
+        </w:rPr>
+        <w:t xml:space="preserve"> responde 200 sem redirecionar para HTTPS, e não há HSTS. Uma página que trata de base legal para tratamento de dados pessoais não deve ser acessível em texto claro.</w:t>
+      </w:r>
+    </w:p>
+    <w:p>
+      <w:pPr>
+        <w:numPr>
+          <w:ilvl w:val="0"/>
+          <w:numId w:val="3"/>
+        </w:numPr>
+        <w:spacing w:before="100" w:beforeAutospacing="1" w:after="60"/>
+        <w:rPr>
+          <w:rFonts w:ascii="Georgia" w:eastAsia="Times New Roman" w:hAnsi="Georgia"/>
+          <w:color w:val="262626"/>
+          <w:sz w:val="22"/>
+          <w:szCs w:val="22"/>
+        </w:rPr>
+      </w:pPr>
+      <w:r>
+        <w:rPr>
           <w:rFonts w:ascii="Georgia" w:eastAsia="Times New Roman" w:hAnsi="Georgia"/>
           <w:color w:val="262626"/>
           <w:sz w:val="22"/>
@@ -2276,7 +1922,7 @@
           <w:sz w:val="22"/>
           <w:szCs w:val="22"/>
         </w:rPr>
-        <w:t xml:space="preserve"> — ela será citada em milhares de e-mails, e link quebrado no meio da campanha custa a credibilidade que a página existe para construir.</w:t>
+        <w:t xml:space="preserve"> — será citada em milhares de e-mails, e link quebrado no meio da campanha custa a credibilidade que a página existe para construir.</w:t>
       </w:r>
     </w:p>
     <w:sectPr>
@@ -2292,9 +1938,9 @@
 <file path=word/numbering.xml><?xml version="1.0" encoding="utf-8"?>
 <w:numbering xmlns:wpc="http://schemas.microsoft.com/office/word/2010/wordprocessingCanvas" xmlns:cx="http://schemas.microsoft.com/office/drawing/2014/chartex" xmlns:cx1="http://schemas.microsoft.com/office/drawing/2015/9/8/chartex" xmlns:cx2="http://schemas.microsoft.com/office/drawing/2015/10/21/chartex" xmlns:cx3="http://schemas.microsoft.com/office/drawing/2016/5/9/chartex" xmlns:cx4="http://schemas.microsoft.com/office/drawing/2016/5/10/chartex" xmlns:cx5="http://schemas.microsoft.com/office/drawing/2016/5/11/chartex" xmlns:cx6="http://schemas.microsoft.com/office/drawing/2016/5/12/chartex" xmlns:cx7="http://schemas.microsoft.com/office/drawing/2016/5/13/chartex" xmlns:cx8="http://schemas.microsoft.com/office/drawing/2016/5/14/chartex" xmlns:mc="http://schemas.openxmlformats.org/markup-compatibility/2006" xmlns:aink="http://schemas.microsoft.com/office/drawing/2016/ink" xmlns:am3d="http://schemas.microsoft.com/office/drawing/2017/model3d" xmlns:o="urn:schemas-microsoft-com:office:office" xmlns:oel="http://schemas.microsoft.com/office/2019/extlst" xmlns:r="http://schemas.openxmlformats.org/officeDocument/2006/relationships" xmlns:m="http://schemas.openxmlformats.org/officeDocument/2006/math" xmlns:v="urn:schemas-microsoft-com:vml" xmlns:wp14="http://schemas.microsoft.com/office/word/2010/wordprocessingDrawing" xmlns:wp="http://schemas.openxmlformats.org/drawingml/2006/wordprocessingDrawing" xmlns:w10="urn:schemas-microsoft-com:office:word" xmlns:w="http://schemas.openxmlformats.org/wordprocessingml/2006/main" xmlns:w14="http://schemas.microsoft.com/office/word/2010/wordml" xmlns:w15="http://schemas.microsoft.com/office/word/2012/wordml" xmlns:w16cex="http://schemas.microsoft.com/office/word/2018/wordml/cex" xmlns:w16cid="http://schemas.microsoft.com/office/word/2016/wordml/cid" xmlns:w16="http://schemas.microsoft.com/office/word/2018/wordml" xmlns:w16du="http://schemas.microsoft.com/office/word/2023/wordml/word16du" xmlns:w16sdtdh="http://schemas.microsoft.com/office/word/2020/wordml/sdtdatahash" xmlns:w16sdtfl="http://schemas.microsoft.com/office/word/2024/wordml/sdtformatlock" xmlns:w16se="http://schemas.microsoft.com/office/word/2015/wordml/symex" xmlns:wpg="http://schemas.microsoft.com/office/word/2010/wordprocessingGroup" xmlns:wpi="http://schemas.microsoft.com/office/word/2010/wordprocessingInk" xmlns:wne="http://schemas.microsoft.com/office/word/2006/wordml" xmlns:wps="http://schemas.microsoft.com/office/word/2010/wordprocessingShape" mc:Ignorable="w14 w15 w16se w16cid w16 w16cex w16sdtdh w16sdtfl w16du wp14">
   <w:abstractNum w:abstractNumId="0" w15:restartNumberingAfterBreak="0">
-    <w:nsid w:val="22887D39"/>
+    <w:nsid w:val="4115155E"/>
     <w:multiLevelType w:val="multilevel"/>
-    <w:tmpl w:val="7A520B3E"/>
+    <w:tmpl w:val="BC8E2BE6"/>
     <w:lvl w:ilvl="0">
       <w:start w:val="1"/>
       <w:numFmt w:val="bullet"/>
@@ -2441,9 +2087,9 @@
     </w:lvl>
   </w:abstractNum>
   <w:abstractNum w:abstractNumId="1" w15:restartNumberingAfterBreak="0">
-    <w:nsid w:val="51086850"/>
+    <w:nsid w:val="48470FAB"/>
     <w:multiLevelType w:val="multilevel"/>
-    <w:tmpl w:val="4A60C5A8"/>
+    <w:tmpl w:val="8E9A4802"/>
     <w:lvl w:ilvl="0">
       <w:start w:val="1"/>
       <w:numFmt w:val="bullet"/>
@@ -2590,9 +2236,9 @@
     </w:lvl>
   </w:abstractNum>
   <w:abstractNum w:abstractNumId="2" w15:restartNumberingAfterBreak="0">
-    <w:nsid w:val="52235D73"/>
+    <w:nsid w:val="7A4B6EBB"/>
     <w:multiLevelType w:val="multilevel"/>
-    <w:tmpl w:val="AD3ECCAC"/>
+    <w:tmpl w:val="7A1E4EF8"/>
     <w:lvl w:ilvl="0">
       <w:start w:val="1"/>
       <w:numFmt w:val="bullet"/>
@@ -2738,13 +2384,13 @@
       </w:rPr>
     </w:lvl>
   </w:abstractNum>
-  <w:num w:numId="1" w16cid:durableId="1324972622">
+  <w:num w:numId="1" w16cid:durableId="804615686">
+    <w:abstractNumId w:val="0"/>
+  </w:num>
+  <w:num w:numId="2" w16cid:durableId="3677951">
     <w:abstractNumId w:val="2"/>
   </w:num>
-  <w:num w:numId="2" w16cid:durableId="1617519090">
-    <w:abstractNumId w:val="0"/>
-  </w:num>
-  <w:num w:numId="3" w16cid:durableId="404180467">
+  <w:num w:numId="3" w16cid:durableId="1961493718">
     <w:abstractNumId w:val="1"/>
   </w:num>
 </w:numbering>
@@ -3372,6 +3018,16 @@
       <w:szCs w:val="19"/>
     </w:rPr>
   </w:style>
+  <w:style w:type="character" w:styleId="nfase">
+    <w:name w:val="Emphasis"/>
+    <w:basedOn w:val="Fontepargpadro"/>
+    <w:uiPriority w:val="20"/>
+    <w:qFormat/>
+    <w:rPr>
+      <w:i/>
+      <w:iCs/>
+    </w:rPr>
+  </w:style>
   <w:style w:type="character" w:customStyle="1" w:styleId="cod1">
     <w:name w:val="cod1"/>
     <w:basedOn w:val="Fontepargpadro"/>
@@ -3380,16 +3036,6 @@
       <w:sz w:val="19"/>
       <w:szCs w:val="19"/>
       <w:shd w:val="clear" w:color="auto" w:fill="F2F1EC"/>
-    </w:rPr>
-  </w:style>
-  <w:style w:type="character" w:styleId="nfase">
-    <w:name w:val="Emphasis"/>
-    <w:basedOn w:val="Fontepargpadro"/>
-    <w:uiPriority w:val="20"/>
-    <w:qFormat/>
-    <w:rPr>
-      <w:i/>
-      <w:iCs/>
     </w:rPr>
   </w:style>
 </w:styles>
